--- a/docs/AHEAD_AI_UX_Workflow.docx
+++ b/docs/AHEAD_AI_UX_Workflow.docx
@@ -478,6 +478,1898 @@
         <w:t>2. Notification Triggers</w:t>
       </w:r>
     </w:p>
+    <w:p>
+      <w:r>
+        <w:rPr>
+          <w:sz w:val="21"/>
+        </w:rPr>
+        <w:t>The MVP implements two of the five AHEAD detection methods: SD-based outlier detection (Method 1, AHEAD Table 1) and absolute difference checks (Method 5). DQ thresholds are aligned with AHEAD operational guidance: outlier detection fires when a value exceeds 2.0 standard deviations from the facility historical baseline OR differs by more than 100 doses in absolute terms. DTP1/DTP3 inconsistency fires when Penta3 exceeds Penta1 by more than 30% relative OR more than 100 doses absolute.</w:t>
+      </w:r>
+    </w:p>
+    <w:p/>
+    <w:tbl>
+      <w:tblPr>
+        <w:tblStyle w:val="TableGrid"/>
+        <w:tblW w:type="auto" w:w="0"/>
+        <w:jc w:val="left"/>
+        <w:tblLook w:firstColumn="1" w:firstRow="1" w:lastColumn="0" w:lastRow="0" w:noHBand="0" w:noVBand="1" w:val="04A0"/>
+      </w:tblPr>
+      <w:tblGrid>
+        <w:gridCol w:w="1881"/>
+        <w:gridCol w:w="1881"/>
+        <w:gridCol w:w="1881"/>
+        <w:gridCol w:w="1881"/>
+        <w:gridCol w:w="1881"/>
+      </w:tblGrid>
+      <w:tr>
+        <w:tc>
+          <w:tcPr>
+            <w:tcW w:type="dxa" w:w="1881"/>
+            <w:shd w:val="clear" w:color="auto" w:fill="D6E4F0"/>
+          </w:tcPr>
+          <w:p>
+            <w:r>
+              <w:rPr>
+                <w:b/>
+                <w:sz w:val="20"/>
+              </w:rPr>
+              <w:t>Issue type</w:t>
+            </w:r>
+          </w:p>
+        </w:tc>
+        <w:tc>
+          <w:tcPr>
+            <w:tcW w:type="dxa" w:w="1881"/>
+            <w:shd w:val="clear" w:color="auto" w:fill="D6E4F0"/>
+          </w:tcPr>
+          <w:p>
+            <w:r>
+              <w:rPr>
+                <w:b/>
+                <w:sz w:val="20"/>
+              </w:rPr>
+              <w:t>What causes it</w:t>
+            </w:r>
+          </w:p>
+        </w:tc>
+        <w:tc>
+          <w:tcPr>
+            <w:tcW w:type="dxa" w:w="1881"/>
+            <w:shd w:val="clear" w:color="auto" w:fill="D6E4F0"/>
+          </w:tcPr>
+          <w:p>
+            <w:r>
+              <w:rPr>
+                <w:b/>
+                <w:sz w:val="20"/>
+              </w:rPr>
+              <w:t>Detection threshold</w:t>
+            </w:r>
+          </w:p>
+        </w:tc>
+        <w:tc>
+          <w:tcPr>
+            <w:tcW w:type="dxa" w:w="1881"/>
+            <w:shd w:val="clear" w:color="auto" w:fill="D6E4F0"/>
+          </w:tcPr>
+          <w:p>
+            <w:r>
+              <w:rPr>
+                <w:b/>
+                <w:sz w:val="20"/>
+              </w:rPr>
+              <w:t>Detection timing</w:t>
+            </w:r>
+          </w:p>
+        </w:tc>
+        <w:tc>
+          <w:tcPr>
+            <w:tcW w:type="dxa" w:w="1881"/>
+            <w:shd w:val="clear" w:color="auto" w:fill="D6E4F0"/>
+          </w:tcPr>
+          <w:p>
+            <w:r>
+              <w:rPr>
+                <w:b/>
+                <w:sz w:val="20"/>
+              </w:rPr>
+              <w:t>Who is notified first</w:t>
+            </w:r>
+          </w:p>
+        </w:tc>
+      </w:tr>
+      <w:tr>
+        <w:tc>
+          <w:tcPr>
+            <w:tcW w:type="dxa" w:w="1881"/>
+          </w:tcPr>
+          <w:p>
+            <w:r>
+              <w:rPr>
+                <w:sz w:val="20"/>
+              </w:rPr>
+              <w:t>Statistical outlier</w:t>
+            </w:r>
+          </w:p>
+        </w:tc>
+        <w:tc>
+          <w:tcPr>
+            <w:tcW w:type="dxa" w:w="1881"/>
+          </w:tcPr>
+          <w:p>
+            <w:r>
+              <w:rPr>
+                <w:sz w:val="20"/>
+              </w:rPr>
+              <w:t>A submitted value deviates from the facility historical baseline</w:t>
+            </w:r>
+          </w:p>
+        </w:tc>
+        <w:tc>
+          <w:tcPr>
+            <w:tcW w:type="dxa" w:w="1881"/>
+          </w:tcPr>
+          <w:p>
+            <w:r>
+              <w:rPr>
+                <w:sz w:val="20"/>
+              </w:rPr>
+              <w:t>Z-score &gt; 2.0 SD (AHEAD Table 1 operational threshold) OR absolute diff &gt; 100 doses</w:t>
+            </w:r>
+          </w:p>
+        </w:tc>
+        <w:tc>
+          <w:tcPr>
+            <w:tcW w:type="dxa" w:w="1881"/>
+          </w:tcPr>
+          <w:p>
+            <w:r>
+              <w:rPr>
+                <w:sz w:val="20"/>
+              </w:rPr>
+              <w:t>Within ~30 seconds of form submission</w:t>
+            </w:r>
+          </w:p>
+        </w:tc>
+        <w:tc>
+          <w:tcPr>
+            <w:tcW w:type="dxa" w:w="1881"/>
+          </w:tcPr>
+          <w:p>
+            <w:r>
+              <w:rPr>
+                <w:sz w:val="20"/>
+              </w:rPr>
+              <w:t>Facility worker</w:t>
+            </w:r>
+          </w:p>
+        </w:tc>
+      </w:tr>
+      <w:tr>
+        <w:tc>
+          <w:tcPr>
+            <w:tcW w:type="dxa" w:w="1881"/>
+          </w:tcPr>
+          <w:p>
+            <w:r>
+              <w:rPr>
+                <w:sz w:val="20"/>
+              </w:rPr>
+              <w:t>DTP1/DTP3 inconsistency</w:t>
+            </w:r>
+          </w:p>
+        </w:tc>
+        <w:tc>
+          <w:tcPr>
+            <w:tcW w:type="dxa" w:w="1881"/>
+          </w:tcPr>
+          <w:p>
+            <w:r>
+              <w:rPr>
+                <w:sz w:val="20"/>
+              </w:rPr>
+              <w:t>Penta3 doses exceed Penta1 doses for same facility-period (biologically implausible)</w:t>
+            </w:r>
+          </w:p>
+        </w:tc>
+        <w:tc>
+          <w:tcPr>
+            <w:tcW w:type="dxa" w:w="1881"/>
+          </w:tcPr>
+          <w:p>
+            <w:r>
+              <w:rPr>
+                <w:sz w:val="20"/>
+              </w:rPr>
+              <w:t>&gt; 30% relative gap OR &gt; 100 absolute dose gap (monthly facility threshold)</w:t>
+            </w:r>
+          </w:p>
+        </w:tc>
+        <w:tc>
+          <w:tcPr>
+            <w:tcW w:type="dxa" w:w="1881"/>
+          </w:tcPr>
+          <w:p>
+            <w:r>
+              <w:rPr>
+                <w:sz w:val="20"/>
+              </w:rPr>
+              <w:t>Within ~30 seconds of form submission</w:t>
+            </w:r>
+          </w:p>
+        </w:tc>
+        <w:tc>
+          <w:tcPr>
+            <w:tcW w:type="dxa" w:w="1881"/>
+          </w:tcPr>
+          <w:p>
+            <w:r>
+              <w:rPr>
+                <w:sz w:val="20"/>
+              </w:rPr>
+              <w:t>Facility worker</w:t>
+            </w:r>
+          </w:p>
+        </w:tc>
+      </w:tr>
+      <w:tr>
+        <w:tc>
+          <w:tcPr>
+            <w:tcW w:type="dxa" w:w="1881"/>
+          </w:tcPr>
+          <w:p>
+            <w:r>
+              <w:rPr>
+                <w:sz w:val="20"/>
+              </w:rPr>
+              <w:t>Missing report</w:t>
+            </w:r>
+          </w:p>
+        </w:tc>
+        <w:tc>
+          <w:tcPr>
+            <w:tcW w:type="dxa" w:w="1881"/>
+          </w:tcPr>
+          <w:p>
+            <w:r>
+              <w:rPr>
+                <w:sz w:val="20"/>
+              </w:rPr>
+              <w:t>Facility has no completed dataset registration by day 5 of the following month</w:t>
+            </w:r>
+          </w:p>
+        </w:tc>
+        <w:tc>
+          <w:tcPr>
+            <w:tcW w:type="dxa" w:w="1881"/>
+          </w:tcPr>
+          <w:p>
+            <w:r>
+              <w:rPr>
+                <w:sz w:val="20"/>
+              </w:rPr>
+              <w:t>No completeDataSetRegistration record in DHIS2 for the period</w:t>
+            </w:r>
+          </w:p>
+        </w:tc>
+        <w:tc>
+          <w:tcPr>
+            <w:tcW w:type="dxa" w:w="1881"/>
+          </w:tcPr>
+          <w:p>
+            <w:r>
+              <w:rPr>
+                <w:sz w:val="20"/>
+              </w:rPr>
+              <w:t>Daily at 8am, starting day 5 of following month</w:t>
+            </w:r>
+          </w:p>
+        </w:tc>
+        <w:tc>
+          <w:tcPr>
+            <w:tcW w:type="dxa" w:w="1881"/>
+          </w:tcPr>
+          <w:p>
+            <w:r>
+              <w:rPr>
+                <w:sz w:val="20"/>
+              </w:rPr>
+              <w:t>Facility worker</w:t>
+            </w:r>
+          </w:p>
+        </w:tc>
+      </w:tr>
+    </w:tbl>
+    <w:p/>
+    <w:p>
+      <w:pPr>
+        <w:pStyle w:val="Heading1"/>
+      </w:pPr>
+      <w:r>
+        <w:rPr>
+          <w:color w:val="1F3A6E"/>
+          <w:sz w:val="30"/>
+        </w:rPr>
+        <w:t>3. SMS Message Templates</w:t>
+      </w:r>
+    </w:p>
+    <w:p>
+      <w:r>
+        <w:rPr>
+          <w:sz w:val="21"/>
+        </w:rPr>
+        <w:t>All outbound notifications present numbered multiple-choice options — the same response categories used in the AHEAD reference guide (sections 2.2–2.4). The worker replies with a number (1, 2, 3 etc.). Options that modify DHIS2 data require a YES/NO confirmation before the write-back is applied. Options requiring additional input (a specific value or a brief explanation) trigger a short follow-up question before the confirmation step.</w:t>
+      </w:r>
+    </w:p>
+    <w:p/>
+    <w:p>
+      <w:pPr>
+        <w:pStyle w:val="Heading2"/>
+      </w:pPr>
+      <w:r>
+        <w:rPr>
+          <w:color w:val="2E6DA4"/>
+          <w:sz w:val="24"/>
+        </w:rPr>
+        <w:t>3.1  Outlier — initial notification (6 options)</w:t>
+      </w:r>
+    </w:p>
+    <w:p>
+      <w:r>
+        <w:rPr>
+          <w:sz w:val="21"/>
+        </w:rPr>
+        <w:t>Sent when a data value is flagged by outlier detection. Aligned with AHEAD guide section 2.2. Options 1, 3, and 4 write data back to DHIS2 and require a YES/NO confirmation. Options 5 and 6 are noted for HQ manual adjustment with no auto write-back. Option 2 resolves immediately with no data change.</w:t>
+      </w:r>
+    </w:p>
+    <w:p>
+      <w:pPr>
+        <w:ind w:left="576"/>
+        <w:shd w:val="clear" w:color="auto" w:fill="F2F2F2"/>
+      </w:pPr>
+      <w:r>
+        <w:rPr>
+          <w:rFonts w:ascii="Courier New" w:hAnsi="Courier New"/>
+          <w:color w:val="333333"/>
+          <w:sz w:val="17"/>
+        </w:rPr>
+        <w:t>AHEAD DQ Alert [DQ-4XDF]</w:t>
+        <w:br/>
+        <w:t>Addi Arekay Health Center — Jun 2026</w:t>
+        <w:br/>
+        <w:t>BCG: 970 doses (expected 79–114)</w:t>
+        <w:br/>
+        <w:t>Reply with option number:</w:t>
+        <w:br/>
+        <w:t>1. Replace with 6-month average</w:t>
+        <w:br/>
+        <w:t>2. Keep as-is (no action)</w:t>
+        <w:br/>
+        <w:t>3. Set to zero</w:t>
+        <w:br/>
+        <w:t>4. Replace with specific value</w:t>
+        <w:br/>
+        <w:t>5. At health facility doses only</w:t>
+        <w:br/>
+        <w:t>6. Outreach doses only</w:t>
+      </w:r>
+    </w:p>
+    <w:p/>
+    <w:p>
+      <w:pPr>
+        <w:pStyle w:val="Heading2"/>
+      </w:pPr>
+      <w:r>
+        <w:rPr>
+          <w:color w:val="2E6DA4"/>
+          <w:sz w:val="24"/>
+        </w:rPr>
+        <w:t>3.2  Outlier — follow-up for option 4 (specific value)</w:t>
+      </w:r>
+    </w:p>
+    <w:p>
+      <w:r>
+        <w:rPr>
+          <w:sz w:val="21"/>
+        </w:rPr>
+        <w:t>Agent asks for the corrected value before proceeding to the YES/NO confirmation step.</w:t>
+      </w:r>
+    </w:p>
+    <w:p>
+      <w:pPr>
+        <w:ind w:left="576"/>
+        <w:shd w:val="clear" w:color="auto" w:fill="F2F2F2"/>
+      </w:pPr>
+      <w:r>
+        <w:rPr>
+          <w:rFonts w:ascii="Courier New" w:hAnsi="Courier New"/>
+          <w:color w:val="333333"/>
+          <w:sz w:val="17"/>
+        </w:rPr>
+        <w:t>[DQ-4XDF] Please reply with the correct value</w:t>
+        <w:br/>
+        <w:t>(numbers only, e.g. 97).</w:t>
+      </w:r>
+    </w:p>
+    <w:p/>
+    <w:p>
+      <w:pPr>
+        <w:pStyle w:val="Heading2"/>
+      </w:pPr>
+      <w:r>
+        <w:rPr>
+          <w:color w:val="2E6DA4"/>
+          <w:sz w:val="24"/>
+        </w:rPr>
+        <w:t>3.3  Outlier — YES/NO confirmation before DHIS2 write-back</w:t>
+      </w:r>
+    </w:p>
+    <w:p>
+      <w:r>
+        <w:rPr>
+          <w:sz w:val="21"/>
+        </w:rPr>
+        <w:t>Shown before any data modification. The confirmation message states exactly what will change. If the user replies NO, the original alert is re-sent and they can choose a different option.</w:t>
+      </w:r>
+    </w:p>
+    <w:p>
+      <w:pPr>
+        <w:ind w:left="576"/>
+        <w:shd w:val="clear" w:color="auto" w:fill="F2F2F2"/>
+      </w:pPr>
+      <w:r>
+        <w:rPr>
+          <w:rFonts w:ascii="Courier New" w:hAnsi="Courier New"/>
+          <w:color w:val="333333"/>
+          <w:sz w:val="17"/>
+        </w:rPr>
+        <w:t>[DQ-4XDF] Confirm change:</w:t>
+        <w:br/>
+        <w:t>BCG &lt;1yr — Addi Arekay Health Center (Jun 2026)</w:t>
+        <w:br/>
+        <w:t>970 -&gt; 97</w:t>
+        <w:br/>
+        <w:t>Reply YES to update DHIS2 or NO to re-enter.</w:t>
+      </w:r>
+    </w:p>
+    <w:p/>
+    <w:p>
+      <w:r>
+        <w:rPr>
+          <w:sz w:val="21"/>
+        </w:rPr>
+        <w:t>For option 1 (6-month average), the agent auto-computes the average of 3 periods before and 3 after the flagged period and shows the computed value in the confirmation:</w:t>
+      </w:r>
+    </w:p>
+    <w:p>
+      <w:pPr>
+        <w:ind w:left="576"/>
+        <w:shd w:val="clear" w:color="auto" w:fill="F2F2F2"/>
+      </w:pPr>
+      <w:r>
+        <w:rPr>
+          <w:rFonts w:ascii="Courier New" w:hAnsi="Courier New"/>
+          <w:color w:val="333333"/>
+          <w:sz w:val="17"/>
+        </w:rPr>
+        <w:t>[DQ-4XDF] Confirm: Replace with 6-month average (96)</w:t>
+        <w:br/>
+        <w:t>Addi Arekay Health Center (Jun 2026)</w:t>
+        <w:br/>
+        <w:t>Reply YES to update DHIS2 or NO to choose again.</w:t>
+      </w:r>
+    </w:p>
+    <w:p/>
+    <w:p>
+      <w:r>
+        <w:rPr>
+          <w:sz w:val="21"/>
+        </w:rPr>
+        <w:t>For option 3 (set to zero), the confirmation shows the explicit 0 value:</w:t>
+      </w:r>
+    </w:p>
+    <w:p>
+      <w:pPr>
+        <w:ind w:left="576"/>
+        <w:shd w:val="clear" w:color="auto" w:fill="F2F2F2"/>
+      </w:pPr>
+      <w:r>
+        <w:rPr>
+          <w:rFonts w:ascii="Courier New" w:hAnsi="Courier New"/>
+          <w:color w:val="333333"/>
+          <w:sz w:val="17"/>
+        </w:rPr>
+        <w:t>[DQ-4XDF] Confirm: Set BCG &lt;1yr to 0</w:t>
+        <w:br/>
+        <w:t>Addi Arekay Health Center (Jun 2026)</w:t>
+        <w:br/>
+        <w:t>Reply YES to update DHIS2 or NO to choose again.</w:t>
+      </w:r>
+    </w:p>
+    <w:p/>
+    <w:p>
+      <w:pPr>
+        <w:pStyle w:val="Heading2"/>
+      </w:pPr>
+      <w:r>
+        <w:rPr>
+          <w:color w:val="2E6DA4"/>
+          <w:sz w:val="24"/>
+        </w:rPr>
+        <w:t>3.4  Outlier — resolution confirmation</w:t>
+      </w:r>
+    </w:p>
+    <w:p>
+      <w:r>
+        <w:rPr>
+          <w:sz w:val="21"/>
+        </w:rPr>
+        <w:t>Sent after the user replies YES and the write-back is applied.</w:t>
+      </w:r>
+    </w:p>
+    <w:p>
+      <w:pPr>
+        <w:ind w:left="576"/>
+        <w:shd w:val="clear" w:color="auto" w:fill="F2F2F2"/>
+      </w:pPr>
+      <w:r>
+        <w:rPr>
+          <w:rFonts w:ascii="Courier New" w:hAnsi="Courier New"/>
+          <w:color w:val="333333"/>
+          <w:sz w:val="17"/>
+        </w:rPr>
+        <w:t>[DQ-4XDF] Noted. Value corrected to 97 in DHIS2. Thank you.</w:t>
+      </w:r>
+    </w:p>
+    <w:p/>
+    <w:p>
+      <w:r>
+        <w:rPr>
+          <w:sz w:val="21"/>
+        </w:rPr>
+        <w:t>For option 1 (6-month average):</w:t>
+      </w:r>
+    </w:p>
+    <w:p>
+      <w:pPr>
+        <w:ind w:left="576"/>
+        <w:shd w:val="clear" w:color="auto" w:fill="F2F2F2"/>
+      </w:pPr>
+      <w:r>
+        <w:rPr>
+          <w:rFonts w:ascii="Courier New" w:hAnsi="Courier New"/>
+          <w:color w:val="333333"/>
+          <w:sz w:val="17"/>
+        </w:rPr>
+        <w:t>[DQ-4XDF] Noted. Replaced with 6-month average (96) in DHIS2. Thank you.</w:t>
+      </w:r>
+    </w:p>
+    <w:p/>
+    <w:p>
+      <w:r>
+        <w:rPr>
+          <w:sz w:val="21"/>
+        </w:rPr>
+        <w:t>For options 5 and 6 (no auto write-back), no confirmation step is triggered — the agent closes with a note:</w:t>
+      </w:r>
+    </w:p>
+    <w:p>
+      <w:pPr>
+        <w:ind w:left="576"/>
+        <w:shd w:val="clear" w:color="auto" w:fill="F2F2F2"/>
+      </w:pPr>
+      <w:r>
+        <w:rPr>
+          <w:rFonts w:ascii="Courier New" w:hAnsi="Courier New"/>
+          <w:color w:val="333333"/>
+          <w:sz w:val="17"/>
+        </w:rPr>
+        <w:t>[DQ-4XDF] Noted. Flagged for HQ manual adjustment</w:t>
+        <w:br/>
+        <w:t>(at health facility doses only). Issue logged. Thank you.</w:t>
+      </w:r>
+    </w:p>
+    <w:p/>
+    <w:p>
+      <w:pPr>
+        <w:pStyle w:val="Heading2"/>
+      </w:pPr>
+      <w:r>
+        <w:rPr>
+          <w:color w:val="2E6DA4"/>
+          <w:sz w:val="24"/>
+        </w:rPr>
+        <w:t>3.5  DTP1/DTP3 inconsistency — initial notification (5 options)</w:t>
+      </w:r>
+    </w:p>
+    <w:p>
+      <w:r>
+        <w:rPr>
+          <w:sz w:val="21"/>
+        </w:rPr>
+        <w:t>Sent when Penta3 &gt; Penta1. Aligned with AHEAD guide section 2.3. Options 2 and 3 set DTP3 = DTP1 or DTP1 = DTP3 respectively; option 4 uses a user-supplied value. All three require YES/NO confirmation. Option 1 resolves immediately. Option 5 is noted with no auto write-back.</w:t>
+      </w:r>
+    </w:p>
+    <w:p>
+      <w:pPr>
+        <w:ind w:left="576"/>
+        <w:shd w:val="clear" w:color="auto" w:fill="F2F2F2"/>
+      </w:pPr>
+      <w:r>
+        <w:rPr>
+          <w:rFonts w:ascii="Courier New" w:hAnsi="Courier New"/>
+          <w:color w:val="333333"/>
+          <w:sz w:val="17"/>
+        </w:rPr>
+        <w:t>AHEAD DQ Alert [DQ-BK19]</w:t>
+        <w:br/>
+        <w:t>Addi Arekay Health Center — Jun 2026</w:t>
+        <w:br/>
+        <w:t>Penta1 under-1: 60 | Penta3 under-1: 90</w:t>
+        <w:br/>
+        <w:t>Penta3 exceeds Penta1 by 50%.</w:t>
+        <w:br/>
+        <w:t>Reply with option number:</w:t>
+        <w:br/>
+        <w:t>1. Keep as-is</w:t>
+        <w:br/>
+        <w:t>2. Use DTP1 value for both</w:t>
+        <w:br/>
+        <w:t>3. Use DTP3 value for both</w:t>
+        <w:br/>
+        <w:t>4. Replace with specific value</w:t>
+        <w:br/>
+        <w:t>5. Other</w:t>
+      </w:r>
+    </w:p>
+    <w:p/>
+    <w:p>
+      <w:pPr>
+        <w:pStyle w:val="Heading2"/>
+      </w:pPr>
+      <w:r>
+        <w:rPr>
+          <w:color w:val="2E6DA4"/>
+          <w:sz w:val="24"/>
+        </w:rPr>
+        <w:t>3.6  DTP — follow-up for option 4 (specific value)</w:t>
+      </w:r>
+    </w:p>
+    <w:p>
+      <w:pPr>
+        <w:ind w:left="576"/>
+        <w:shd w:val="clear" w:color="auto" w:fill="F2F2F2"/>
+      </w:pPr>
+      <w:r>
+        <w:rPr>
+          <w:rFonts w:ascii="Courier New" w:hAnsi="Courier New"/>
+          <w:color w:val="333333"/>
+          <w:sz w:val="17"/>
+        </w:rPr>
+        <w:t>[DQ-BK19] Please reply with the correct value</w:t>
+        <w:br/>
+        <w:t>(numbers only, e.g. 72).</w:t>
+      </w:r>
+    </w:p>
+    <w:p/>
+    <w:p>
+      <w:pPr>
+        <w:pStyle w:val="Heading2"/>
+      </w:pPr>
+      <w:r>
+        <w:rPr>
+          <w:color w:val="2E6DA4"/>
+          <w:sz w:val="24"/>
+        </w:rPr>
+        <w:t>3.7  DTP — YES/NO confirmation before DHIS2 write-back</w:t>
+      </w:r>
+    </w:p>
+    <w:p>
+      <w:r>
+        <w:rPr>
+          <w:sz w:val="21"/>
+        </w:rPr>
+        <w:t>Examples for options 2, 3, and 4 respectively:</w:t>
+      </w:r>
+    </w:p>
+    <w:p>
+      <w:pPr>
+        <w:ind w:left="576"/>
+        <w:shd w:val="clear" w:color="auto" w:fill="F2F2F2"/>
+      </w:pPr>
+      <w:r>
+        <w:rPr>
+          <w:rFonts w:ascii="Courier New" w:hAnsi="Courier New"/>
+          <w:color w:val="333333"/>
+          <w:sz w:val="17"/>
+        </w:rPr>
+        <w:t>[DQ-BK19] Confirm change:</w:t>
+        <w:br/>
+        <w:t>Penta3 &lt;1yr — Addi Arekay Health Center (Jun 2026)</w:t>
+        <w:br/>
+        <w:t>90 -&gt; 60 (set to DTP1 value)</w:t>
+        <w:br/>
+        <w:t>Reply YES to update DHIS2 or NO to choose again.</w:t>
+      </w:r>
+    </w:p>
+    <w:p/>
+    <w:p>
+      <w:pPr>
+        <w:ind w:left="576"/>
+        <w:shd w:val="clear" w:color="auto" w:fill="F2F2F2"/>
+      </w:pPr>
+      <w:r>
+        <w:rPr>
+          <w:rFonts w:ascii="Courier New" w:hAnsi="Courier New"/>
+          <w:color w:val="333333"/>
+          <w:sz w:val="17"/>
+        </w:rPr>
+        <w:t>[DQ-BK19] Confirm change:</w:t>
+        <w:br/>
+        <w:t>Penta1 &lt;1yr — Addi Arekay Health Center (Jun 2026)</w:t>
+        <w:br/>
+        <w:t>60 -&gt; 90 (set to DTP3 value)</w:t>
+        <w:br/>
+        <w:t>Reply YES to update DHIS2 or NO to choose again.</w:t>
+      </w:r>
+    </w:p>
+    <w:p/>
+    <w:p>
+      <w:pPr>
+        <w:ind w:left="576"/>
+        <w:shd w:val="clear" w:color="auto" w:fill="F2F2F2"/>
+      </w:pPr>
+      <w:r>
+        <w:rPr>
+          <w:rFonts w:ascii="Courier New" w:hAnsi="Courier New"/>
+          <w:color w:val="333333"/>
+          <w:sz w:val="17"/>
+        </w:rPr>
+        <w:t>[DQ-BK19] Confirm change:</w:t>
+        <w:br/>
+        <w:t>Penta3 &lt;1yr — Addi Arekay Health Center (Jun 2026)</w:t>
+        <w:br/>
+        <w:t>90 -&gt; 72</w:t>
+        <w:br/>
+        <w:t>Reply YES to update DHIS2 or NO to re-enter.</w:t>
+      </w:r>
+    </w:p>
+    <w:p/>
+    <w:p>
+      <w:pPr>
+        <w:pStyle w:val="Heading2"/>
+      </w:pPr>
+      <w:r>
+        <w:rPr>
+          <w:color w:val="2E6DA4"/>
+          <w:sz w:val="24"/>
+        </w:rPr>
+        <w:t>3.8  DTP — resolution confirmation</w:t>
+      </w:r>
+    </w:p>
+    <w:p>
+      <w:pPr>
+        <w:ind w:left="576"/>
+        <w:shd w:val="clear" w:color="auto" w:fill="F2F2F2"/>
+      </w:pPr>
+      <w:r>
+        <w:rPr>
+          <w:rFonts w:ascii="Courier New" w:hAnsi="Courier New"/>
+          <w:color w:val="333333"/>
+          <w:sz w:val="17"/>
+        </w:rPr>
+        <w:t>[DQ-BK19] Noted. Value corrected to 60 in DHIS2. Thank you.</w:t>
+      </w:r>
+    </w:p>
+    <w:p/>
+    <w:p>
+      <w:r>
+        <w:rPr>
+          <w:sz w:val="21"/>
+        </w:rPr>
+        <w:t>For option 5 (no auto write-back):</w:t>
+      </w:r>
+    </w:p>
+    <w:p>
+      <w:pPr>
+        <w:ind w:left="576"/>
+        <w:shd w:val="clear" w:color="auto" w:fill="F2F2F2"/>
+      </w:pPr>
+      <w:r>
+        <w:rPr>
+          <w:rFonts w:ascii="Courier New" w:hAnsi="Courier New"/>
+          <w:color w:val="333333"/>
+          <w:sz w:val="17"/>
+        </w:rPr>
+        <w:t>[DQ-BK19] Noted. Flagged for HQ review. Issue logged. Thank you.</w:t>
+      </w:r>
+    </w:p>
+    <w:p/>
+    <w:p>
+      <w:pPr>
+        <w:pStyle w:val="Heading2"/>
+      </w:pPr>
+      <w:r>
+        <w:rPr>
+          <w:color w:val="2E6DA4"/>
+          <w:sz w:val="24"/>
+        </w:rPr>
+        <w:t>3.9  Missing report — initial notification (SUBMIT + 4 options)</w:t>
+      </w:r>
+    </w:p>
+    <w:p>
+      <w:r>
+        <w:rPr>
+          <w:sz w:val="21"/>
+        </w:rPr>
+        <w:t>Aligned with AHEAD guide section 2.4. Recovery before imputation: the SUBMIT option is presented first so the worker can locate and submit the missing report. Cleaning options are a fallback only if recovery fails. Options 1, 2, 3, and 4 do not write data automatically — options 2 and 3 are flagged for HQ imputation; option 1 is noted; option 4 is noted. SUBMIT acknowledges and closes the issue once the submission appears.</w:t>
+      </w:r>
+    </w:p>
+    <w:p>
+      <w:pPr>
+        <w:ind w:left="576"/>
+        <w:shd w:val="clear" w:color="auto" w:fill="F2F2F2"/>
+      </w:pPr>
+      <w:r>
+        <w:rPr>
+          <w:rFonts w:ascii="Courier New" w:hAnsi="Courier New"/>
+          <w:color w:val="333333"/>
+          <w:sz w:val="17"/>
+        </w:rPr>
+        <w:t>AHEAD DQ Alert [DQ-MN33]</w:t>
+        <w:br/>
+        <w:t>Addi Arekay Health Center</w:t>
+        <w:br/>
+        <w:t>No completed EPI report for May 2026.</w:t>
+        <w:br/>
+        <w:t>Can you submit the report? Reply SUBMIT.</w:t>
+        <w:br/>
+        <w:t>Or if data is unavailable, select:</w:t>
+        <w:br/>
+        <w:t>1. Will submit by [date]</w:t>
+        <w:br/>
+        <w:t>2. Data cannot be recovered</w:t>
+        <w:br/>
+        <w:t>3. Facility closed / no service that month</w:t>
+        <w:br/>
+        <w:t>4. Other</w:t>
+      </w:r>
+    </w:p>
+    <w:p/>
+    <w:p>
+      <w:pPr>
+        <w:pStyle w:val="Heading2"/>
+      </w:pPr>
+      <w:r>
+        <w:rPr>
+          <w:color w:val="2E6DA4"/>
+          <w:sz w:val="24"/>
+        </w:rPr>
+        <w:t>3.10  Missing report — follow-up for SUBMIT</w:t>
+      </w:r>
+    </w:p>
+    <w:p>
+      <w:pPr>
+        <w:ind w:left="576"/>
+        <w:shd w:val="clear" w:color="auto" w:fill="F2F2F2"/>
+      </w:pPr>
+      <w:r>
+        <w:rPr>
+          <w:rFonts w:ascii="Courier New" w:hAnsi="Courier New"/>
+          <w:color w:val="333333"/>
+          <w:sz w:val="17"/>
+        </w:rPr>
+        <w:t>[DQ-MN33] Thanks — checking DHIS2 within the hour.</w:t>
+        <w:br/>
+        <w:t>Issue will close automatically once your</w:t>
+        <w:br/>
+        <w:t>submission appears.</w:t>
+      </w:r>
+    </w:p>
+    <w:p/>
+    <w:p>
+      <w:pPr>
+        <w:pStyle w:val="Heading2"/>
+      </w:pPr>
+      <w:r>
+        <w:rPr>
+          <w:color w:val="2E6DA4"/>
+          <w:sz w:val="24"/>
+        </w:rPr>
+        <w:t>3.11  Missing report — follow-up for option 1 (will submit by date)</w:t>
+      </w:r>
+    </w:p>
+    <w:p>
+      <w:r>
+        <w:rPr>
+          <w:sz w:val="21"/>
+        </w:rPr>
+        <w:t>Agent asks for the target date before acknowledging.</w:t>
+      </w:r>
+    </w:p>
+    <w:p>
+      <w:pPr>
+        <w:ind w:left="576"/>
+        <w:shd w:val="clear" w:color="auto" w:fill="F2F2F2"/>
+      </w:pPr>
+      <w:r>
+        <w:rPr>
+          <w:rFonts w:ascii="Courier New" w:hAnsi="Courier New"/>
+          <w:color w:val="333333"/>
+          <w:sz w:val="17"/>
+        </w:rPr>
+        <w:t>[DQ-MN33] Please reply with the date you will submit</w:t>
+        <w:br/>
+        <w:t>(e.g., 2026-06-10).</w:t>
+      </w:r>
+    </w:p>
+    <w:p/>
+    <w:p>
+      <w:r>
+        <w:rPr>
+          <w:sz w:val="21"/>
+        </w:rPr>
+        <w:t>After the user provides the date, agent acknowledges and logs:</w:t>
+      </w:r>
+    </w:p>
+    <w:p>
+      <w:pPr>
+        <w:ind w:left="576"/>
+        <w:shd w:val="clear" w:color="auto" w:fill="F2F2F2"/>
+      </w:pPr>
+      <w:r>
+        <w:rPr>
+          <w:rFonts w:ascii="Courier New" w:hAnsi="Courier New"/>
+          <w:color w:val="333333"/>
+          <w:sz w:val="17"/>
+        </w:rPr>
+        <w:t>[DQ-MN33] Noted. Submission expected by 2026-06-10.</w:t>
+        <w:br/>
+        <w:t>Issue logged for follow-up. Thank you.</w:t>
+      </w:r>
+    </w:p>
+    <w:p/>
+    <w:p>
+      <w:pPr>
+        <w:pStyle w:val="Heading2"/>
+      </w:pPr>
+      <w:r>
+        <w:rPr>
+          <w:color w:val="2E6DA4"/>
+          <w:sz w:val="24"/>
+        </w:rPr>
+        <w:t>3.12  Missing report — options 2, 3, and 4 (no auto write-back)</w:t>
+      </w:r>
+    </w:p>
+    <w:p>
+      <w:r>
+        <w:rPr>
+          <w:sz w:val="21"/>
+        </w:rPr>
+        <w:t>Options 2 and 3 are flagged for HQ zero imputation. Option 4 is noted. None trigger a DHIS2 write-back.</w:t>
+      </w:r>
+    </w:p>
+    <w:p>
+      <w:pPr>
+        <w:ind w:left="576"/>
+        <w:shd w:val="clear" w:color="auto" w:fill="F2F2F2"/>
+      </w:pPr>
+      <w:r>
+        <w:rPr>
+          <w:rFonts w:ascii="Courier New" w:hAnsi="Courier New"/>
+          <w:color w:val="333333"/>
+          <w:sz w:val="17"/>
+        </w:rPr>
+        <w:t>[DQ-MN33] Noted. Data cannot be recovered — flagged</w:t>
+        <w:br/>
+        <w:t>for HQ imputation. Issue logged. Thank you.</w:t>
+      </w:r>
+    </w:p>
+    <w:p/>
+    <w:p>
+      <w:pPr>
+        <w:ind w:left="576"/>
+        <w:shd w:val="clear" w:color="auto" w:fill="F2F2F2"/>
+      </w:pPr>
+      <w:r>
+        <w:rPr>
+          <w:rFonts w:ascii="Courier New" w:hAnsi="Courier New"/>
+          <w:color w:val="333333"/>
+          <w:sz w:val="17"/>
+        </w:rPr>
+        <w:t>[DQ-MN33] Noted. Facility closed / no service that month</w:t>
+        <w:br/>
+        <w:t>— flagged for HQ zero imputation. Issue logged. Thank you.</w:t>
+      </w:r>
+    </w:p>
+    <w:p/>
+    <w:p>
+      <w:pPr>
+        <w:ind w:left="576"/>
+        <w:shd w:val="clear" w:color="auto" w:fill="F2F2F2"/>
+      </w:pPr>
+      <w:r>
+        <w:rPr>
+          <w:rFonts w:ascii="Courier New" w:hAnsi="Courier New"/>
+          <w:color w:val="333333"/>
+          <w:sz w:val="17"/>
+        </w:rPr>
+        <w:t>[DQ-MN33] Noted. Issue logged for HQ review. Thank you.</w:t>
+      </w:r>
+    </w:p>
+    <w:p/>
+    <w:p>
+      <w:pPr>
+        <w:pStyle w:val="Heading2"/>
+      </w:pPr>
+      <w:r>
+        <w:rPr>
+          <w:color w:val="2E6DA4"/>
+          <w:sz w:val="24"/>
+        </w:rPr>
+        <w:t>3.13  Retry (24h no reply — up to 3 times)</w:t>
+      </w:r>
+    </w:p>
+    <w:p>
+      <w:pPr>
+        <w:ind w:left="576"/>
+        <w:shd w:val="clear" w:color="auto" w:fill="F2F2F2"/>
+      </w:pPr>
+      <w:r>
+        <w:rPr>
+          <w:rFonts w:ascii="Courier New" w:hAnsi="Courier New"/>
+          <w:color w:val="333333"/>
+          <w:sz w:val="17"/>
+        </w:rPr>
+        <w:t>[DQ-4XDF] Reminder (2 of 3):</w:t>
+        <w:br/>
+        <w:t>Addi Arekay HC, Jun 2026 — BCG under-1 = 970</w:t>
+        <w:br/>
+        <w:t>Reply 1-6 to resolve. Escalates if no reply.</w:t>
+      </w:r>
+    </w:p>
+    <w:p/>
+    <w:p>
+      <w:pPr>
+        <w:pStyle w:val="Heading2"/>
+      </w:pPr>
+      <w:r>
+        <w:rPr>
+          <w:color w:val="2E6DA4"/>
+          <w:sz w:val="24"/>
+        </w:rPr>
+        <w:t>3.14  Woreda escalation summary</w:t>
+      </w:r>
+    </w:p>
+    <w:p>
+      <w:r>
+        <w:rPr>
+          <w:sz w:val="21"/>
+        </w:rPr>
+        <w:t>Sent to the woreda HMIS officer after 72h of no facility-level resolution. One SMS per woreda covers all open issues in that woreda.</w:t>
+      </w:r>
+    </w:p>
+    <w:p>
+      <w:pPr>
+        <w:ind w:left="576"/>
+        <w:shd w:val="clear" w:color="auto" w:fill="F2F2F2"/>
+      </w:pPr>
+      <w:r>
+        <w:rPr>
+          <w:rFonts w:ascii="Courier New" w:hAnsi="Courier New"/>
+          <w:color w:val="333333"/>
+          <w:sz w:val="17"/>
+        </w:rPr>
+        <w:t>[DQ-WOREDA] Addi Arekay Woreda</w:t>
+        <w:br/>
+        <w:t>2 unresolved issues, Jun 2026:</w:t>
+        <w:br/>
+        <w:t>DQ-4XDF Addi Arekay HC: BCG outlier (3 days)</w:t>
+        <w:br/>
+        <w:t>DQ-BK19 Addi Arekay HC: Penta3 &gt; Penta1 (3 days)</w:t>
+        <w:br/>
+        <w:t>Details: &lt;issue log URL&gt;</w:t>
+      </w:r>
+    </w:p>
+    <w:p/>
+    <w:p>
+      <w:pPr>
+        <w:pStyle w:val="Heading2"/>
+      </w:pPr>
+      <w:r>
+        <w:rPr>
+          <w:color w:val="2E6DA4"/>
+          <w:sz w:val="24"/>
+        </w:rPr>
+        <w:t>3.15  Monthly national digest</w:t>
+      </w:r>
+    </w:p>
+    <w:p>
+      <w:r>
+        <w:rPr>
+          <w:sz w:val="21"/>
+        </w:rPr>
+        <w:t>Sent to the national TWG on the first of each month covering all prior-month unresolved issues.</w:t>
+      </w:r>
+    </w:p>
+    <w:p>
+      <w:pPr>
+        <w:ind w:left="576"/>
+        <w:shd w:val="clear" w:color="auto" w:fill="F2F2F2"/>
+      </w:pPr>
+      <w:r>
+        <w:rPr>
+          <w:rFonts w:ascii="Courier New" w:hAnsi="Courier New"/>
+          <w:color w:val="333333"/>
+          <w:sz w:val="17"/>
+        </w:rPr>
+        <w:t>[DQ-MONTHLY] Jun 2026 Summary</w:t>
+        <w:br/>
+        <w:t>Ethiopia: 2 issues still open</w:t>
+        <w:br/>
+        <w:t>Amhara / N. Gondar:</w:t>
+        <w:br/>
+        <w:t xml:space="preserve">  - 1 outlier (Addi Arekay HC, 25 days)</w:t>
+        <w:br/>
+        <w:t xml:space="preserve">  - 1 DTP inconsistency (Addi Arekay HC)</w:t>
+        <w:br/>
+        <w:t>View all: &lt;issue log URL&gt;</w:t>
+      </w:r>
+    </w:p>
+    <w:p/>
+    <w:p>
+      <w:pPr>
+        <w:pStyle w:val="Heading1"/>
+      </w:pPr>
+      <w:r>
+        <w:rPr>
+          <w:color w:val="1F3A6E"/>
+          <w:sz w:val="30"/>
+        </w:rPr>
+        <w:t>4. Conversation Flows</w:t>
+      </w:r>
+    </w:p>
+    <w:p>
+      <w:r>
+        <w:rPr>
+          <w:sz w:val="21"/>
+        </w:rPr>
+        <w:t>The numbered-option model keeps conversations short but includes a mandatory YES/NO confirmation before any DHIS2 write-back. Options that modify data take 3–4 turns: notification → option selection → (optional follow-up for extra input) → YES/NO confirmation → resolution. Options that do not modify data (keep as-is, flagged for HQ) resolve in 2 turns. If the user replies NO at the confirmation step, the original alert is re-sent and they may choose a different option.</w:t>
+      </w:r>
+    </w:p>
+    <w:p/>
+    <w:p>
+      <w:pPr>
+        <w:pStyle w:val="Heading2"/>
+      </w:pPr>
+      <w:r>
+        <w:rPr>
+          <w:color w:val="2E6DA4"/>
+          <w:sz w:val="24"/>
+        </w:rPr>
+        <w:t>4.1  Outlier — option 1: 6-month average (3 turns)</w:t>
+      </w:r>
+    </w:p>
+    <w:p>
+      <w:r>
+        <w:rPr>
+          <w:sz w:val="21"/>
+        </w:rPr>
+        <w:t>Agent auto-computes the average of 3 periods before and 3 after the flagged period, presents it in the confirmation, and applies it on YES. No user value input needed.</w:t>
+      </w:r>
+    </w:p>
+    <w:p>
+      <w:pPr>
+        <w:ind w:left="576"/>
+        <w:shd w:val="clear" w:color="auto" w:fill="F2F2F2"/>
+      </w:pPr>
+      <w:r>
+        <w:rPr>
+          <w:rFonts w:ascii="Courier New" w:hAnsi="Courier New"/>
+          <w:color w:val="333333"/>
+          <w:sz w:val="17"/>
+        </w:rPr>
+        <w:t>Agent     AHEAD DQ Alert [DQ-4XDF]</w:t>
+        <w:br/>
+        <w:t xml:space="preserve">          Addi Arekay Health Center — Jun 2026</w:t>
+        <w:br/>
+        <w:t xml:space="preserve">          BCG: 970 doses (expected 79–114)</w:t>
+        <w:br/>
+        <w:t xml:space="preserve">          Reply with option number:</w:t>
+        <w:br/>
+        <w:t xml:space="preserve">          1. Replace with 6-month average</w:t>
+        <w:br/>
+        <w:t xml:space="preserve">          2. Keep as-is (no action)</w:t>
+        <w:br/>
+        <w:t xml:space="preserve">          3. Set to zero</w:t>
+        <w:br/>
+        <w:t xml:space="preserve">          4. Replace with specific value</w:t>
+        <w:br/>
+        <w:t xml:space="preserve">          5. At health facility doses only</w:t>
+        <w:br/>
+        <w:t xml:space="preserve">          6. Outreach doses only</w:t>
+        <w:br/>
+        <w:br/>
+        <w:t>Facility  1</w:t>
+        <w:br/>
+        <w:br/>
+        <w:t>Agent     [DQ-4XDF] Confirm: Replace with 6-month average (96)</w:t>
+        <w:br/>
+        <w:t xml:space="preserve">          Addi Arekay Health Center (Jun 2026)</w:t>
+        <w:br/>
+        <w:t xml:space="preserve">          Reply YES to update DHIS2 or NO to choose again.</w:t>
+        <w:br/>
+        <w:br/>
+        <w:t>Facility  YES</w:t>
+        <w:br/>
+        <w:br/>
+        <w:t>Agent     [DQ-4XDF] Noted. Replaced with 6-month average (96) in DHIS2. Thank you.</w:t>
+      </w:r>
+    </w:p>
+    <w:p/>
+    <w:p>
+      <w:pPr>
+        <w:pStyle w:val="Heading2"/>
+      </w:pPr>
+      <w:r>
+        <w:rPr>
+          <w:color w:val="2E6DA4"/>
+          <w:sz w:val="24"/>
+        </w:rPr>
+        <w:t>4.2  Outlier — option 2: keep as-is (2 turns — no data change)</w:t>
+      </w:r>
+    </w:p>
+    <w:p>
+      <w:r>
+        <w:rPr>
+          <w:sz w:val="21"/>
+        </w:rPr>
+        <w:t>Resolves immediately with no DHIS2 modification and no confirmation step.</w:t>
+      </w:r>
+    </w:p>
+    <w:p>
+      <w:pPr>
+        <w:ind w:left="576"/>
+        <w:shd w:val="clear" w:color="auto" w:fill="F2F2F2"/>
+      </w:pPr>
+      <w:r>
+        <w:rPr>
+          <w:rFonts w:ascii="Courier New" w:hAnsi="Courier New"/>
+          <w:color w:val="333333"/>
+          <w:sz w:val="17"/>
+        </w:rPr>
+        <w:t>Agent     AHEAD DQ Alert [DQ-4XDF]</w:t>
+        <w:br/>
+        <w:t xml:space="preserve">          Addi Arekay Health Center — Jun 2026</w:t>
+        <w:br/>
+        <w:t xml:space="preserve">          BCG: 970 doses (expected 79–114)</w:t>
+        <w:br/>
+        <w:t xml:space="preserve">          Reply with option number:</w:t>
+        <w:br/>
+        <w:t xml:space="preserve">          1. Replace with 6-month average</w:t>
+        <w:br/>
+        <w:t xml:space="preserve">          2. Keep as-is (no action)</w:t>
+        <w:br/>
+        <w:t xml:space="preserve">          ...</w:t>
+        <w:br/>
+        <w:br/>
+        <w:t>Facility  2</w:t>
+        <w:br/>
+        <w:br/>
+        <w:t>Agent     [DQ-4XDF] Noted. No change applied. Issue resolved. Thank you.</w:t>
+      </w:r>
+    </w:p>
+    <w:p/>
+    <w:p>
+      <w:pPr>
+        <w:pStyle w:val="Heading2"/>
+      </w:pPr>
+      <w:r>
+        <w:rPr>
+          <w:color w:val="2E6DA4"/>
+          <w:sz w:val="24"/>
+        </w:rPr>
+        <w:t>4.3  Outlier — option 4: replace with specific value (4 turns)</w:t>
+      </w:r>
+    </w:p>
+    <w:p>
+      <w:r>
+        <w:rPr>
+          <w:sz w:val="21"/>
+        </w:rPr>
+        <w:t>Four turns: notification, option selection, value entry, YES/NO confirmation. This is the full flow for any option that requires user-supplied input before DHIS2 write-back.</w:t>
+      </w:r>
+    </w:p>
+    <w:p>
+      <w:pPr>
+        <w:ind w:left="576"/>
+        <w:shd w:val="clear" w:color="auto" w:fill="F2F2F2"/>
+      </w:pPr>
+      <w:r>
+        <w:rPr>
+          <w:rFonts w:ascii="Courier New" w:hAnsi="Courier New"/>
+          <w:color w:val="333333"/>
+          <w:sz w:val="17"/>
+        </w:rPr>
+        <w:t>Agent     AHEAD DQ Alert [DQ-4XDF]</w:t>
+        <w:br/>
+        <w:t xml:space="preserve">          Addi Arekay Health Center — Jun 2026</w:t>
+        <w:br/>
+        <w:t xml:space="preserve">          BCG: 970 doses (expected 79–114)</w:t>
+        <w:br/>
+        <w:t xml:space="preserve">          Reply with option number:</w:t>
+        <w:br/>
+        <w:t xml:space="preserve">          1. Replace with 6-month average</w:t>
+        <w:br/>
+        <w:t xml:space="preserve">          2. Keep as-is (no action)</w:t>
+        <w:br/>
+        <w:t xml:space="preserve">          3. Set to zero</w:t>
+        <w:br/>
+        <w:t xml:space="preserve">          4. Replace with specific value</w:t>
+        <w:br/>
+        <w:t xml:space="preserve">          5. At health facility doses only</w:t>
+        <w:br/>
+        <w:t xml:space="preserve">          6. Outreach doses only</w:t>
+        <w:br/>
+        <w:br/>
+        <w:t>Facility  4</w:t>
+        <w:br/>
+        <w:br/>
+        <w:t>Agent     [DQ-4XDF] Please reply with the correct value</w:t>
+        <w:br/>
+        <w:t xml:space="preserve">          (numbers only, e.g. 97).</w:t>
+        <w:br/>
+        <w:br/>
+        <w:t>Facility  97</w:t>
+        <w:br/>
+        <w:br/>
+        <w:t>Agent     [DQ-4XDF] Confirm change:</w:t>
+        <w:br/>
+        <w:t xml:space="preserve">          BCG &lt;1yr — Addi Arekay Health Center (Jun 2026)</w:t>
+        <w:br/>
+        <w:t xml:space="preserve">          970 -&gt; 97</w:t>
+        <w:br/>
+        <w:t xml:space="preserve">          Reply YES to update DHIS2 or NO to re-enter.</w:t>
+        <w:br/>
+        <w:br/>
+        <w:t>Facility  YES</w:t>
+        <w:br/>
+        <w:br/>
+        <w:t>Agent     [DQ-4XDF] Noted. Value corrected to 97 in DHIS2. Thank you.</w:t>
+      </w:r>
+    </w:p>
+    <w:p/>
+    <w:p>
+      <w:pPr>
+        <w:pStyle w:val="Heading2"/>
+      </w:pPr>
+      <w:r>
+        <w:rPr>
+          <w:color w:val="2E6DA4"/>
+          <w:sz w:val="24"/>
+        </w:rPr>
+        <w:t>4.4  Outlier — option 4, user replies NO at confirmation (re-enter flow)</w:t>
+      </w:r>
+    </w:p>
+    <w:p>
+      <w:r>
+        <w:rPr>
+          <w:sz w:val="21"/>
+        </w:rPr>
+        <w:t>If the user replies NO at the confirmation step, the original alert is re-sent and they can choose a different option.</w:t>
+      </w:r>
+    </w:p>
+    <w:p>
+      <w:pPr>
+        <w:ind w:left="576"/>
+        <w:shd w:val="clear" w:color="auto" w:fill="F2F2F2"/>
+      </w:pPr>
+      <w:r>
+        <w:rPr>
+          <w:rFonts w:ascii="Courier New" w:hAnsi="Courier New"/>
+          <w:color w:val="333333"/>
+          <w:sz w:val="17"/>
+        </w:rPr>
+        <w:t>Facility  NO</w:t>
+        <w:br/>
+        <w:br/>
+        <w:t>Agent     [DQ-4XDF] No change applied. Re-sending alert:</w:t>
+        <w:br/>
+        <w:t xml:space="preserve">          AHEAD DQ Alert [DQ-4XDF]</w:t>
+        <w:br/>
+        <w:t xml:space="preserve">          Addi Arekay Health Center — Jun 2026</w:t>
+        <w:br/>
+        <w:t xml:space="preserve">          BCG: 970 doses (expected 79–114)</w:t>
+        <w:br/>
+        <w:t xml:space="preserve">          Reply with option number:</w:t>
+        <w:br/>
+        <w:t xml:space="preserve">          1. Replace with 6-month average</w:t>
+        <w:br/>
+        <w:t xml:space="preserve">          2. Keep as-is (no action)</w:t>
+        <w:br/>
+        <w:t xml:space="preserve">          3. Set to zero</w:t>
+        <w:br/>
+        <w:t xml:space="preserve">          4. Replace with specific value</w:t>
+        <w:br/>
+        <w:t xml:space="preserve">          5. At health facility doses only</w:t>
+        <w:br/>
+        <w:t xml:space="preserve">          6. Outreach doses only</w:t>
+      </w:r>
+    </w:p>
+    <w:p/>
+    <w:p>
+      <w:pPr>
+        <w:pStyle w:val="Heading2"/>
+      </w:pPr>
+      <w:r>
+        <w:rPr>
+          <w:color w:val="2E6DA4"/>
+          <w:sz w:val="24"/>
+        </w:rPr>
+        <w:t>4.5  Outlier — options 5 and 6 (noted for HQ, no write-back, 2 turns)</w:t>
+      </w:r>
+    </w:p>
+    <w:p>
+      <w:r>
+        <w:rPr>
+          <w:sz w:val="21"/>
+        </w:rPr>
+        <w:t>These options do not trigger a confirmation step — the agent logs the decision and closes.</w:t>
+      </w:r>
+    </w:p>
+    <w:p>
+      <w:pPr>
+        <w:ind w:left="576"/>
+        <w:shd w:val="clear" w:color="auto" w:fill="F2F2F2"/>
+      </w:pPr>
+      <w:r>
+        <w:rPr>
+          <w:rFonts w:ascii="Courier New" w:hAnsi="Courier New"/>
+          <w:color w:val="333333"/>
+          <w:sz w:val="17"/>
+        </w:rPr>
+        <w:t>Facility  5</w:t>
+        <w:br/>
+        <w:br/>
+        <w:t>Agent     [DQ-4XDF] Noted. Flagged for HQ manual adjustment</w:t>
+        <w:br/>
+        <w:t xml:space="preserve">          (at health facility doses only). Issue logged. Thank you.</w:t>
+      </w:r>
+    </w:p>
+    <w:p/>
+    <w:p>
+      <w:pPr>
+        <w:pStyle w:val="Heading2"/>
+      </w:pPr>
+      <w:r>
+        <w:rPr>
+          <w:color w:val="2E6DA4"/>
+          <w:sz w:val="24"/>
+        </w:rPr>
+        <w:t>4.6  DTP inconsistency — option 2: use DTP1 value for both (3 turns)</w:t>
+      </w:r>
+    </w:p>
+    <w:p>
+      <w:r>
+        <w:rPr>
+          <w:sz w:val="21"/>
+        </w:rPr>
+        <w:t>Agent sets DTP3 = DTP1 value. Requires YES/NO confirmation before writing.</w:t>
+      </w:r>
+    </w:p>
+    <w:p>
+      <w:pPr>
+        <w:ind w:left="576"/>
+        <w:shd w:val="clear" w:color="auto" w:fill="F2F2F2"/>
+      </w:pPr>
+      <w:r>
+        <w:rPr>
+          <w:rFonts w:ascii="Courier New" w:hAnsi="Courier New"/>
+          <w:color w:val="333333"/>
+          <w:sz w:val="17"/>
+        </w:rPr>
+        <w:t>Agent     AHEAD DQ Alert [DQ-BK19]</w:t>
+        <w:br/>
+        <w:t xml:space="preserve">          Addi Arekay Health Center — Jun 2026</w:t>
+        <w:br/>
+        <w:t xml:space="preserve">          Penta1 under-1: 60 | Penta3 under-1: 90</w:t>
+        <w:br/>
+        <w:t xml:space="preserve">          Penta3 exceeds Penta1 by 50%.</w:t>
+        <w:br/>
+        <w:t xml:space="preserve">          Reply with option number:</w:t>
+        <w:br/>
+        <w:t xml:space="preserve">          1. Keep as-is</w:t>
+        <w:br/>
+        <w:t xml:space="preserve">          2. Use DTP1 value for both</w:t>
+        <w:br/>
+        <w:t xml:space="preserve">          3. Use DTP3 value for both</w:t>
+        <w:br/>
+        <w:t xml:space="preserve">          4. Replace with specific value</w:t>
+        <w:br/>
+        <w:t xml:space="preserve">          5. Other</w:t>
+        <w:br/>
+        <w:br/>
+        <w:t>Facility  2</w:t>
+        <w:br/>
+        <w:br/>
+        <w:t>Agent     [DQ-BK19] Confirm change:</w:t>
+        <w:br/>
+        <w:t xml:space="preserve">          Penta3 &lt;1yr — Addi Arekay Health Center (Jun 2026)</w:t>
+        <w:br/>
+        <w:t xml:space="preserve">          90 -&gt; 60 (set to DTP1 value)</w:t>
+        <w:br/>
+        <w:t xml:space="preserve">          Reply YES to update DHIS2 or NO to choose again.</w:t>
+        <w:br/>
+        <w:br/>
+        <w:t>Facility  YES</w:t>
+        <w:br/>
+        <w:br/>
+        <w:t>Agent     [DQ-BK19] Noted. Value corrected to 60 in DHIS2. Thank you.</w:t>
+      </w:r>
+    </w:p>
+    <w:p/>
+    <w:p>
+      <w:pPr>
+        <w:pStyle w:val="Heading2"/>
+      </w:pPr>
+      <w:r>
+        <w:rPr>
+          <w:color w:val="2E6DA4"/>
+          <w:sz w:val="24"/>
+        </w:rPr>
+        <w:t>4.7  DTP inconsistency — option 4: replace with specific value (4 turns)</w:t>
+      </w:r>
+    </w:p>
+    <w:p>
+      <w:r>
+        <w:rPr>
+          <w:sz w:val="21"/>
+        </w:rPr>
+        <w:t>Four turns: notification, option selection, value entry, YES/NO confirmation.</w:t>
+      </w:r>
+    </w:p>
+    <w:p>
+      <w:pPr>
+        <w:ind w:left="576"/>
+        <w:shd w:val="clear" w:color="auto" w:fill="F2F2F2"/>
+      </w:pPr>
+      <w:r>
+        <w:rPr>
+          <w:rFonts w:ascii="Courier New" w:hAnsi="Courier New"/>
+          <w:color w:val="333333"/>
+          <w:sz w:val="17"/>
+        </w:rPr>
+        <w:t>Agent     AHEAD DQ Alert [DQ-BK19]</w:t>
+        <w:br/>
+        <w:t xml:space="preserve">          Addi Arekay Health Center — Jun 2026</w:t>
+        <w:br/>
+        <w:t xml:space="preserve">          Penta1 under-1: 60 | Penta3 under-1: 90</w:t>
+        <w:br/>
+        <w:t xml:space="preserve">          Penta3 exceeds Penta1 by 50%.</w:t>
+        <w:br/>
+        <w:t xml:space="preserve">          Reply with option number:</w:t>
+        <w:br/>
+        <w:t xml:space="preserve">          1. Keep as-is</w:t>
+        <w:br/>
+        <w:t xml:space="preserve">          2. Use DTP1 value for both</w:t>
+        <w:br/>
+        <w:t xml:space="preserve">          3. Use DTP3 value for both</w:t>
+        <w:br/>
+        <w:t xml:space="preserve">          4. Replace with specific value</w:t>
+        <w:br/>
+        <w:t xml:space="preserve">          5. Other</w:t>
+        <w:br/>
+        <w:br/>
+        <w:t>Facility  4</w:t>
+        <w:br/>
+        <w:br/>
+        <w:t>Agent     [DQ-BK19] Please reply with the correct value</w:t>
+        <w:br/>
+        <w:t xml:space="preserve">          (numbers only, e.g. 72).</w:t>
+        <w:br/>
+        <w:br/>
+        <w:t>Facility  72</w:t>
+        <w:br/>
+        <w:br/>
+        <w:t>Agent     [DQ-BK19] Confirm change:</w:t>
+        <w:br/>
+        <w:t xml:space="preserve">          Penta3 &lt;1yr — Addi Arekay Health Center (Jun 2026)</w:t>
+        <w:br/>
+        <w:t xml:space="preserve">          90 -&gt; 72</w:t>
+        <w:br/>
+        <w:t xml:space="preserve">          Reply YES to update DHIS2 or NO to re-enter.</w:t>
+        <w:br/>
+        <w:br/>
+        <w:t>Facility  YES</w:t>
+        <w:br/>
+        <w:br/>
+        <w:t>Agent     [DQ-BK19] Noted. Value corrected to 72 in DHIS2. Thank you.</w:t>
+      </w:r>
+    </w:p>
+    <w:p/>
+    <w:p>
+      <w:pPr>
+        <w:pStyle w:val="Heading2"/>
+      </w:pPr>
+      <w:r>
+        <w:rPr>
+          <w:color w:val="2E6DA4"/>
+          <w:sz w:val="24"/>
+        </w:rPr>
+        <w:t>4.8  DTP inconsistency — option 1: keep as-is (2 turns — no data change)</w:t>
+      </w:r>
+    </w:p>
+    <w:p>
+      <w:r>
+        <w:rPr>
+          <w:sz w:val="21"/>
+        </w:rPr>
+        <w:t>Resolves immediately with no DHIS2 modification.</w:t>
+      </w:r>
+    </w:p>
+    <w:p>
+      <w:pPr>
+        <w:ind w:left="576"/>
+        <w:shd w:val="clear" w:color="auto" w:fill="F2F2F2"/>
+      </w:pPr>
+      <w:r>
+        <w:rPr>
+          <w:rFonts w:ascii="Courier New" w:hAnsi="Courier New"/>
+          <w:color w:val="333333"/>
+          <w:sz w:val="17"/>
+        </w:rPr>
+        <w:t>Facility  1</w:t>
+        <w:br/>
+        <w:br/>
+        <w:t>Agent     [DQ-BK19] Noted. No change applied. Issue resolved. Thank you.</w:t>
+      </w:r>
+    </w:p>
+    <w:p/>
+    <w:p>
+      <w:pPr>
+        <w:pStyle w:val="Heading2"/>
+      </w:pPr>
+      <w:r>
+        <w:rPr>
+          <w:color w:val="2E6DA4"/>
+          <w:sz w:val="24"/>
+        </w:rPr>
+        <w:t>4.9  DTP inconsistency — option 5: other (noted, no write-back, 2 turns)</w:t>
+      </w:r>
+    </w:p>
+    <w:p>
+      <w:pPr>
+        <w:ind w:left="576"/>
+        <w:shd w:val="clear" w:color="auto" w:fill="F2F2F2"/>
+      </w:pPr>
+      <w:r>
+        <w:rPr>
+          <w:rFonts w:ascii="Courier New" w:hAnsi="Courier New"/>
+          <w:color w:val="333333"/>
+          <w:sz w:val="17"/>
+        </w:rPr>
+        <w:t>Facility  5</w:t>
+        <w:br/>
+        <w:br/>
+        <w:t>Agent     [DQ-BK19] Noted. Flagged for HQ review. Issue logged. Thank you.</w:t>
+      </w:r>
+    </w:p>
+    <w:p/>
+    <w:p>
+      <w:pPr>
+        <w:pStyle w:val="Heading2"/>
+      </w:pPr>
+      <w:r>
+        <w:rPr>
+          <w:color w:val="2E6DA4"/>
+          <w:sz w:val="24"/>
+        </w:rPr>
+        <w:t>4.10  Missing report — recovery succeeds (SUBMIT)</w:t>
+      </w:r>
+    </w:p>
+    <w:p>
+      <w:r>
+        <w:rPr>
+          <w:sz w:val="21"/>
+        </w:rPr>
+        <w:t>Worker submits the missing report in DHIS2. Agent re-checks within the hour and closes automatically.</w:t>
+      </w:r>
+    </w:p>
+    <w:p>
+      <w:pPr>
+        <w:ind w:left="576"/>
+        <w:shd w:val="clear" w:color="auto" w:fill="F2F2F2"/>
+      </w:pPr>
+      <w:r>
+        <w:rPr>
+          <w:rFonts w:ascii="Courier New" w:hAnsi="Courier New"/>
+          <w:color w:val="333333"/>
+          <w:sz w:val="17"/>
+        </w:rPr>
+        <w:t>Agent     AHEAD DQ Alert [DQ-MN33]</w:t>
+        <w:br/>
+        <w:t xml:space="preserve">          Addi Arekay Health Center</w:t>
+        <w:br/>
+        <w:t xml:space="preserve">          No completed EPI report for May 2026.</w:t>
+        <w:br/>
+        <w:t xml:space="preserve">          Can you submit the report? Reply SUBMIT.</w:t>
+        <w:br/>
+        <w:t xml:space="preserve">          Or if data is unavailable, select:</w:t>
+        <w:br/>
+        <w:t xml:space="preserve">          1. Will submit by [date]</w:t>
+        <w:br/>
+        <w:t xml:space="preserve">          2. Data cannot be recovered</w:t>
+        <w:br/>
+        <w:t xml:space="preserve">          3. Facility closed / no service that month</w:t>
+        <w:br/>
+        <w:t xml:space="preserve">          4. Other</w:t>
+        <w:br/>
+        <w:br/>
+        <w:t>Facility  SUBMIT</w:t>
+        <w:br/>
+        <w:br/>
+        <w:t>Agent     [DQ-MN33] Thanks — checking DHIS2 within the hour.</w:t>
+        <w:br/>
+        <w:t xml:space="preserve">          Issue will close automatically once your</w:t>
+        <w:br/>
+        <w:t xml:space="preserve">          submission appears.</w:t>
+        <w:br/>
+        <w:br/>
+        <w:t xml:space="preserve">          [1 hour later — agent finds the registration]</w:t>
+        <w:br/>
+        <w:br/>
+        <w:t>Agent     [DQ-MN33] Confirmed. Addi Arekay HC May 2026 report received. Issue closed.</w:t>
+      </w:r>
+    </w:p>
+    <w:p/>
+    <w:p>
+      <w:pPr>
+        <w:pStyle w:val="Heading2"/>
+      </w:pPr>
+      <w:r>
+        <w:rPr>
+          <w:color w:val="2E6DA4"/>
+          <w:sz w:val="24"/>
+        </w:rPr>
+        <w:t>4.11  Missing report — option 1: will submit by date (3 turns)</w:t>
+      </w:r>
+    </w:p>
+    <w:p>
+      <w:r>
+        <w:rPr>
+          <w:sz w:val="21"/>
+        </w:rPr>
+        <w:t>User provides a commitment date. Agent acknowledges and flags for follow-up. No DHIS2 write-back.</w:t>
+      </w:r>
+    </w:p>
+    <w:p>
+      <w:pPr>
+        <w:ind w:left="576"/>
+        <w:shd w:val="clear" w:color="auto" w:fill="F2F2F2"/>
+      </w:pPr>
+      <w:r>
+        <w:rPr>
+          <w:rFonts w:ascii="Courier New" w:hAnsi="Courier New"/>
+          <w:color w:val="333333"/>
+          <w:sz w:val="17"/>
+        </w:rPr>
+        <w:t>Facility  1</w:t>
+        <w:br/>
+        <w:br/>
+        <w:t>Agent     [DQ-MN33] Please reply with the date you will submit</w:t>
+        <w:br/>
+        <w:t xml:space="preserve">          (e.g., 2026-06-10).</w:t>
+        <w:br/>
+        <w:br/>
+        <w:t>Facility  2026-06-10</w:t>
+        <w:br/>
+        <w:br/>
+        <w:t>Agent     [DQ-MN33] Noted. Submission expected by 2026-06-10.</w:t>
+        <w:br/>
+        <w:t xml:space="preserve">          Issue logged for follow-up. Thank you.</w:t>
+      </w:r>
+    </w:p>
+    <w:p/>
+    <w:p>
+      <w:pPr>
+        <w:pStyle w:val="Heading2"/>
+      </w:pPr>
+      <w:r>
+        <w:rPr>
+          <w:color w:val="2E6DA4"/>
+          <w:sz w:val="24"/>
+        </w:rPr>
+        <w:t>4.12  Missing report — options 2, 3, 4 (noted, flagged for HQ, 2 turns)</w:t>
+      </w:r>
+    </w:p>
+    <w:p>
+      <w:r>
+        <w:rPr>
+          <w:sz w:val="21"/>
+        </w:rPr>
+        <w:t>None of these options trigger a DHIS2 write-back. Options 2 and 3 are flagged for HQ zero imputation; option 4 is noted for HQ review.</w:t>
+      </w:r>
+    </w:p>
+    <w:p>
+      <w:pPr>
+        <w:ind w:left="576"/>
+        <w:shd w:val="clear" w:color="auto" w:fill="F2F2F2"/>
+      </w:pPr>
+      <w:r>
+        <w:rPr>
+          <w:rFonts w:ascii="Courier New" w:hAnsi="Courier New"/>
+          <w:color w:val="333333"/>
+          <w:sz w:val="17"/>
+        </w:rPr>
+        <w:t>Facility  3</w:t>
+        <w:br/>
+        <w:br/>
+        <w:t>Agent     [DQ-MN33] Noted. Facility closed / no service that month</w:t>
+        <w:br/>
+        <w:t xml:space="preserve">          — flagged for HQ zero imputation. Issue logged. Thank you.</w:t>
+      </w:r>
+    </w:p>
+    <w:p/>
+    <w:p>
+      <w:pPr>
+        <w:pStyle w:val="Heading2"/>
+      </w:pPr>
+      <w:r>
+        <w:rPr>
+          <w:color w:val="2E6DA4"/>
+          <w:sz w:val="24"/>
+        </w:rPr>
+        <w:t>4.13  No reply — retry then escalation</w:t>
+      </w:r>
+    </w:p>
+    <w:p>
+      <w:pPr>
+        <w:ind w:left="576"/>
+        <w:shd w:val="clear" w:color="auto" w:fill="F2F2F2"/>
+      </w:pPr>
+      <w:r>
+        <w:rPr>
+          <w:rFonts w:ascii="Courier New" w:hAnsi="Courier New"/>
+          <w:color w:val="333333"/>
+          <w:sz w:val="17"/>
+        </w:rPr>
+        <w:t>Day 0     Agent sends numbered-option notification</w:t>
+        <w:br/>
+        <w:t>Day 1     No reply — Retry 1: "[DQ-4XDF] Reminder (1 of 3): Addi Arekay HC BCG=970. Reply 1-6."</w:t>
+        <w:br/>
+        <w:t>Day 2     No reply — Retry 2: "[DQ-4XDF] Reminder (2 of 3): ... Issue escalates if no reply."</w:t>
+        <w:br/>
+        <w:t>Day 3     No reply — Retry 3 + escalate: woreda HMIS officer receives summary SMS</w:t>
+        <w:br/>
+        <w:t>Day 10    No woreda resolution — escalate to zone</w:t>
+        <w:br/>
+        <w:t>Day 17    No zone resolution — escalate to region</w:t>
+        <w:br/>
+        <w:t>Month end National digest includes all unresolved issues</w:t>
+      </w:r>
+    </w:p>
+    <w:p/>
+    <w:p>
+      <w:pPr>
+        <w:pStyle w:val="Heading1"/>
+      </w:pPr>
+      <w:r>
+        <w:rPr>
+          <w:color w:val="1F3A6E"/>
+          <w:sz w:val="30"/>
+        </w:rPr>
+        <w:t>5. Conversation States</w:t>
+      </w:r>
+    </w:p>
+    <w:p>
+      <w:r>
+        <w:rPr>
+          <w:sz w:val="21"/>
+        </w:rPr>
+        <w:t>Each issue progresses through four internal conversation states. The state determines how the agent interprets an inbound reply from the facility worker.</w:t>
+      </w:r>
+    </w:p>
+    <w:p/>
     <w:tbl>
       <w:tblPr>
         <w:tblStyle w:val="TableGrid"/>
@@ -503,7 +2395,7 @@
                 <w:b/>
                 <w:sz w:val="20"/>
               </w:rPr>
-              <w:t>Issue type</w:t>
+              <w:t>State</w:t>
             </w:r>
           </w:p>
         </w:tc>
@@ -518,7 +2410,7 @@
                 <w:b/>
                 <w:sz w:val="20"/>
               </w:rPr>
-              <w:t>What causes it</w:t>
+              <w:t>Meaning</w:t>
             </w:r>
           </w:p>
         </w:tc>
@@ -533,7 +2425,7 @@
                 <w:b/>
                 <w:sz w:val="20"/>
               </w:rPr>
-              <w:t>Detection timing</w:t>
+              <w:t>Agent expects</w:t>
             </w:r>
           </w:p>
         </w:tc>
@@ -548,7 +2440,7 @@
                 <w:b/>
                 <w:sz w:val="20"/>
               </w:rPr>
-              <w:t>Who is notified first</w:t>
+              <w:t>Next state on valid input</w:t>
             </w:r>
           </w:p>
         </w:tc>
@@ -563,7 +2455,7 @@
               <w:rPr>
                 <w:sz w:val="20"/>
               </w:rPr>
-              <w:t>Statistical outlier</w:t>
+              <w:t>awaiting_option</w:t>
             </w:r>
           </w:p>
         </w:tc>
@@ -576,7 +2468,7 @@
               <w:rPr>
                 <w:sz w:val="20"/>
               </w:rPr>
-              <w:t>A submitted value is flagged by DHIS2 outlier detection (Z-score &gt;= 3.0 vs. facility historical baseline)</w:t>
+              <w:t>Alert has been sent; waiting for the worker to pick a numbered option</w:t>
             </w:r>
           </w:p>
         </w:tc>
@@ -589,7 +2481,7 @@
               <w:rPr>
                 <w:sz w:val="20"/>
               </w:rPr>
-              <w:t>Within ~30 seconds of form submission</w:t>
+              <w:t>A digit matching one of the presented options</w:t>
             </w:r>
           </w:p>
         </w:tc>
@@ -602,7 +2494,7 @@
               <w:rPr>
                 <w:sz w:val="20"/>
               </w:rPr>
-              <w:t>Facility worker</w:t>
+              <w:t>awaiting_followup (if option needs input) or awaiting_confirmation (if option writes data directly) or closed (if no-write option)</w:t>
             </w:r>
           </w:p>
         </w:tc>
@@ -617,7 +2509,7 @@
               <w:rPr>
                 <w:sz w:val="20"/>
               </w:rPr>
-              <w:t>DTP1/DTP3 inconsistency</w:t>
+              <w:t>awaiting_followup</w:t>
             </w:r>
           </w:p>
         </w:tc>
@@ -630,7 +2522,7 @@
               <w:rPr>
                 <w:sz w:val="20"/>
               </w:rPr>
-              <w:t>Penta3 doses exceed Penta1 doses for same facility-period (biologically implausible)</w:t>
+              <w:t>Worker picked an option that requires additional input (e.g. a specific value or a date)</w:t>
             </w:r>
           </w:p>
         </w:tc>
@@ -643,7 +2535,7 @@
               <w:rPr>
                 <w:sz w:val="20"/>
               </w:rPr>
-              <w:t>Within ~30 seconds of form submission</w:t>
+              <w:t>The required input (a number, a date, etc.)</w:t>
             </w:r>
           </w:p>
         </w:tc>
@@ -656,7 +2548,7 @@
               <w:rPr>
                 <w:sz w:val="20"/>
               </w:rPr>
-              <w:t>Facility worker</w:t>
+              <w:t>awaiting_confirmation (if option writes data) or closed (if HQ-flagged option)</w:t>
             </w:r>
           </w:p>
         </w:tc>
@@ -671,7 +2563,7 @@
               <w:rPr>
                 <w:sz w:val="20"/>
               </w:rPr>
-              <w:t>Missing report</w:t>
+              <w:t>awaiting_confirmation</w:t>
             </w:r>
           </w:p>
         </w:tc>
@@ -684,7 +2576,7 @@
               <w:rPr>
                 <w:sz w:val="20"/>
               </w:rPr>
-              <w:t>Facility has no completed dataset registration by day 5 of the following month</w:t>
+              <w:t>Agent has shown the exact proposed change; waiting for YES/NO before writing to DHIS2</w:t>
             </w:r>
           </w:p>
         </w:tc>
@@ -697,7 +2589,7 @@
               <w:rPr>
                 <w:sz w:val="20"/>
               </w:rPr>
-              <w:t>Daily at 8am, starting day 5 of following month</w:t>
+              <w:t>YES or NO. If NO, issue reverts to awaiting_option and the alert is re-sent.</w:t>
             </w:r>
           </w:p>
         </w:tc>
@@ -710,7 +2602,61 @@
               <w:rPr>
                 <w:sz w:val="20"/>
               </w:rPr>
-              <w:t>Facility worker</w:t>
+              <w:t>closed (on YES) or awaiting_option (on NO)</w:t>
+            </w:r>
+          </w:p>
+        </w:tc>
+      </w:tr>
+      <w:tr>
+        <w:tc>
+          <w:tcPr>
+            <w:tcW w:type="dxa" w:w="2351"/>
+          </w:tcPr>
+          <w:p>
+            <w:r>
+              <w:rPr>
+                <w:sz w:val="20"/>
+              </w:rPr>
+              <w:t>closed</w:t>
+            </w:r>
+          </w:p>
+        </w:tc>
+        <w:tc>
+          <w:tcPr>
+            <w:tcW w:type="dxa" w:w="2351"/>
+          </w:tcPr>
+          <w:p>
+            <w:r>
+              <w:rPr>
+                <w:sz w:val="20"/>
+              </w:rPr>
+              <w:t>Issue is fully resolved; no further action expected</w:t>
+            </w:r>
+          </w:p>
+        </w:tc>
+        <w:tc>
+          <w:tcPr>
+            <w:tcW w:type="dxa" w:w="2351"/>
+          </w:tcPr>
+          <w:p>
+            <w:r>
+              <w:rPr>
+                <w:sz w:val="20"/>
+              </w:rPr>
+              <w:t>(no further input expected — any reply is ignored or acknowledged)</w:t>
+            </w:r>
+          </w:p>
+        </w:tc>
+        <w:tc>
+          <w:tcPr>
+            <w:tcW w:type="dxa" w:w="2351"/>
+          </w:tcPr>
+          <w:p>
+            <w:r>
+              <w:rPr>
+                <w:sz w:val="20"/>
+              </w:rPr>
+              <w:t>—</w:t>
             </w:r>
           </w:p>
         </w:tc>
@@ -718,6 +2664,15 @@
     </w:tbl>
     <w:p/>
     <w:p>
+      <w:r>
+        <w:rPr>
+          <w:sz w:val="21"/>
+        </w:rPr>
+        <w:t>State transition summary for a 4-turn option (e.g., outlier option 4): awaiting_option → awaiting_followup → awaiting_confirmation → closed. For a 3-turn option (e.g., outlier option 1): awaiting_option → awaiting_confirmation → closed. For a 2-turn option (e.g., keep as-is): awaiting_option → closed.</w:t>
+      </w:r>
+    </w:p>
+    <w:p/>
+    <w:p>
       <w:pPr>
         <w:pStyle w:val="Heading1"/>
       </w:pPr>
@@ -726,7 +2681,7 @@
           <w:color w:val="1F3A6E"/>
           <w:sz w:val="30"/>
         </w:rPr>
-        <w:t>3. SMS Message Templates</w:t>
+        <w:t>6. Issue Log Status Progression</w:t>
       </w:r>
     </w:p>
     <w:p>
@@ -734,498 +2689,257 @@
         <w:rPr>
           <w:sz w:val="21"/>
         </w:rPr>
-        <w:t>All outbound notifications present numbered multiple-choice options — the same response categories used in the AHEAD Excel dropdown workflow. The worker replies with a number (1, 2, 3 etc.). Options requiring additional input (a specific value, or a brief explanation) trigger a short follow-up question. The numbered selection itself is the decision — there is no separate YES/NO confirmation step.</w:t>
+        <w:t>Issue statuses visible on the dashboard at http://localhost:5001/issues. The dashboard auto-refreshes every 10 seconds.</w:t>
       </w:r>
     </w:p>
     <w:p/>
-    <w:p>
-      <w:pPr>
-        <w:pStyle w:val="Heading2"/>
-      </w:pPr>
-      <w:r>
-        <w:rPr>
-          <w:color w:val="2E6DA4"/>
-          <w:sz w:val="24"/>
-        </w:rPr>
-        <w:t>3.1  Outlier — initial notification (6 options)</w:t>
-      </w:r>
-    </w:p>
+    <w:tbl>
+      <w:tblPr>
+        <w:tblStyle w:val="TableGrid"/>
+        <w:tblW w:type="auto" w:w="0"/>
+        <w:jc w:val="left"/>
+        <w:tblLook w:firstColumn="1" w:firstRow="1" w:lastColumn="0" w:lastRow="0" w:noHBand="0" w:noVBand="1" w:val="04A0"/>
+      </w:tblPr>
+      <w:tblGrid>
+        <w:gridCol w:w="4703"/>
+        <w:gridCol w:w="4703"/>
+      </w:tblGrid>
+      <w:tr>
+        <w:tc>
+          <w:tcPr>
+            <w:tcW w:type="dxa" w:w="4703"/>
+            <w:shd w:val="clear" w:color="auto" w:fill="D6E4F0"/>
+          </w:tcPr>
+          <w:p>
+            <w:r>
+              <w:rPr>
+                <w:b/>
+                <w:sz w:val="20"/>
+              </w:rPr>
+              <w:t>Status</w:t>
+            </w:r>
+          </w:p>
+        </w:tc>
+        <w:tc>
+          <w:tcPr>
+            <w:tcW w:type="dxa" w:w="4703"/>
+            <w:shd w:val="clear" w:color="auto" w:fill="D6E4F0"/>
+          </w:tcPr>
+          <w:p>
+            <w:r>
+              <w:rPr>
+                <w:b/>
+                <w:sz w:val="20"/>
+              </w:rPr>
+              <w:t>Meaning</w:t>
+            </w:r>
+          </w:p>
+        </w:tc>
+      </w:tr>
+      <w:tr>
+        <w:tc>
+          <w:tcPr>
+            <w:tcW w:type="dxa" w:w="4703"/>
+          </w:tcPr>
+          <w:p>
+            <w:r>
+              <w:rPr>
+                <w:sz w:val="20"/>
+              </w:rPr>
+              <w:t>OPEN</w:t>
+            </w:r>
+          </w:p>
+        </w:tc>
+        <w:tc>
+          <w:tcPr>
+            <w:tcW w:type="dxa" w:w="4703"/>
+          </w:tcPr>
+          <w:p>
+            <w:r>
+              <w:rPr>
+                <w:sz w:val="20"/>
+              </w:rPr>
+              <w:t>Issue detected; no notification sent yet (brief window between detection and SMS delivery)</w:t>
+            </w:r>
+          </w:p>
+        </w:tc>
+      </w:tr>
+      <w:tr>
+        <w:tc>
+          <w:tcPr>
+            <w:tcW w:type="dxa" w:w="4703"/>
+          </w:tcPr>
+          <w:p>
+            <w:r>
+              <w:rPr>
+                <w:sz w:val="20"/>
+              </w:rPr>
+              <w:t>NOTIFIED</w:t>
+            </w:r>
+          </w:p>
+        </w:tc>
+        <w:tc>
+          <w:tcPr>
+            <w:tcW w:type="dxa" w:w="4703"/>
+          </w:tcPr>
+          <w:p>
+            <w:r>
+              <w:rPr>
+                <w:sz w:val="20"/>
+              </w:rPr>
+              <w:t>Initial alert SMS sent to facility worker; waiting for first reply</w:t>
+            </w:r>
+          </w:p>
+        </w:tc>
+      </w:tr>
+      <w:tr>
+        <w:tc>
+          <w:tcPr>
+            <w:tcW w:type="dxa" w:w="4703"/>
+          </w:tcPr>
+          <w:p>
+            <w:r>
+              <w:rPr>
+                <w:sz w:val="20"/>
+              </w:rPr>
+              <w:t>IN PROGRESS</w:t>
+            </w:r>
+          </w:p>
+        </w:tc>
+        <w:tc>
+          <w:tcPr>
+            <w:tcW w:type="dxa" w:w="4703"/>
+          </w:tcPr>
+          <w:p>
+            <w:r>
+              <w:rPr>
+                <w:sz w:val="20"/>
+              </w:rPr>
+              <w:t>First reply received from facility worker; conversation is underway</w:t>
+            </w:r>
+          </w:p>
+        </w:tc>
+      </w:tr>
+      <w:tr>
+        <w:tc>
+          <w:tcPr>
+            <w:tcW w:type="dxa" w:w="4703"/>
+          </w:tcPr>
+          <w:p>
+            <w:r>
+              <w:rPr>
+                <w:sz w:val="20"/>
+              </w:rPr>
+              <w:t>CONFIRMING</w:t>
+            </w:r>
+          </w:p>
+        </w:tc>
+        <w:tc>
+          <w:tcPr>
+            <w:tcW w:type="dxa" w:w="4703"/>
+          </w:tcPr>
+          <w:p>
+            <w:r>
+              <w:rPr>
+                <w:sz w:val="20"/>
+              </w:rPr>
+              <w:t>Worker has provided a value or selected a write-back option; waiting for YES/NO confirmation before DHIS2 write-back</w:t>
+            </w:r>
+          </w:p>
+        </w:tc>
+      </w:tr>
+      <w:tr>
+        <w:tc>
+          <w:tcPr>
+            <w:tcW w:type="dxa" w:w="4703"/>
+          </w:tcPr>
+          <w:p>
+            <w:r>
+              <w:rPr>
+                <w:sz w:val="20"/>
+              </w:rPr>
+              <w:t>RESOLVED</w:t>
+            </w:r>
+          </w:p>
+        </w:tc>
+        <w:tc>
+          <w:tcPr>
+            <w:tcW w:type="dxa" w:w="4703"/>
+          </w:tcPr>
+          <w:p>
+            <w:r>
+              <w:rPr>
+                <w:sz w:val="20"/>
+              </w:rPr>
+              <w:t>Issue closed after YES confirmation and successful DHIS2 write-back</w:t>
+            </w:r>
+          </w:p>
+        </w:tc>
+      </w:tr>
+      <w:tr>
+        <w:tc>
+          <w:tcPr>
+            <w:tcW w:type="dxa" w:w="4703"/>
+          </w:tcPr>
+          <w:p>
+            <w:r>
+              <w:rPr>
+                <w:sz w:val="20"/>
+              </w:rPr>
+              <w:t>CONFIRMED OK</w:t>
+            </w:r>
+          </w:p>
+        </w:tc>
+        <w:tc>
+          <w:tcPr>
+            <w:tcW w:type="dxa" w:w="4703"/>
+          </w:tcPr>
+          <w:p>
+            <w:r>
+              <w:rPr>
+                <w:sz w:val="20"/>
+              </w:rPr>
+              <w:t>Issue closed with no data change (keep as-is or equivalent option)</w:t>
+            </w:r>
+          </w:p>
+        </w:tc>
+      </w:tr>
+      <w:tr>
+        <w:tc>
+          <w:tcPr>
+            <w:tcW w:type="dxa" w:w="4703"/>
+          </w:tcPr>
+          <w:p>
+            <w:r>
+              <w:rPr>
+                <w:sz w:val="20"/>
+              </w:rPr>
+              <w:t>ESCALATED</w:t>
+            </w:r>
+          </w:p>
+        </w:tc>
+        <w:tc>
+          <w:tcPr>
+            <w:tcW w:type="dxa" w:w="4703"/>
+          </w:tcPr>
+          <w:p>
+            <w:r>
+              <w:rPr>
+                <w:sz w:val="20"/>
+              </w:rPr>
+              <w:t>No facility response after 3 retries; woreda (or higher) officer notified</w:t>
+            </w:r>
+          </w:p>
+        </w:tc>
+      </w:tr>
+    </w:tbl>
+    <w:p/>
     <w:p>
       <w:r>
         <w:rPr>
           <w:sz w:val="21"/>
         </w:rPr>
-        <w:t>Sent when a data value is flagged by outlier detection. Options 2 and 4 require a follow-up reply.</w:t>
-      </w:r>
-    </w:p>
-    <w:p>
-      <w:pPr>
-        <w:ind w:left="576"/>
-        <w:shd w:val="clear" w:color="auto" w:fill="F2F2F2"/>
-      </w:pPr>
-      <w:r>
-        <w:rPr>
-          <w:rFonts w:ascii="Courier New" w:hAnsi="Courier New"/>
-          <w:color w:val="333333"/>
-          <w:sz w:val="17"/>
-        </w:rPr>
-        <w:t>[DQ-AX42] Addi Arekay HC, Jun 2026</w:t>
-        <w:br/>
-        <w:t>BCG under-1: 970 (normal ~97, flagged)</w:t>
-        <w:br/>
-        <w:t>Reply with option number:</w:t>
-        <w:br/>
-        <w:t>1. Replace with 6-month avg</w:t>
-        <w:br/>
-        <w:t>2. Keep as-is (explain)</w:t>
-        <w:br/>
-        <w:t>3. Treat as zero</w:t>
-        <w:br/>
-        <w:t>4. Replace with specific number</w:t>
-        <w:br/>
-        <w:t>5. Use facility doses only</w:t>
-        <w:br/>
-        <w:t>6. Use outreach doses only</w:t>
-      </w:r>
-    </w:p>
-    <w:p/>
-    <w:p>
-      <w:pPr>
-        <w:pStyle w:val="Heading2"/>
-      </w:pPr>
-      <w:r>
-        <w:rPr>
-          <w:color w:val="2E6DA4"/>
-          <w:sz w:val="24"/>
-        </w:rPr>
-        <w:t>3.2  Outlier — follow-up for option 2 (keep as-is)</w:t>
-      </w:r>
-    </w:p>
-    <w:p>
-      <w:pPr>
-        <w:ind w:left="576"/>
-        <w:shd w:val="clear" w:color="auto" w:fill="F2F2F2"/>
-      </w:pPr>
-      <w:r>
-        <w:rPr>
-          <w:rFonts w:ascii="Courier New" w:hAnsi="Courier New"/>
-          <w:color w:val="333333"/>
-          <w:sz w:val="17"/>
-        </w:rPr>
-        <w:t>[DQ-AX42] Option 2: keep as-is.</w:t>
-        <w:br/>
-        <w:t>Please reply with a brief explanation.</w:t>
-        <w:br/>
-        <w:t>(e.g., "PIRI campaign in May" or "outreach week")</w:t>
-      </w:r>
-    </w:p>
-    <w:p/>
-    <w:p>
-      <w:pPr>
-        <w:pStyle w:val="Heading2"/>
-      </w:pPr>
-      <w:r>
-        <w:rPr>
-          <w:color w:val="2E6DA4"/>
-          <w:sz w:val="24"/>
-        </w:rPr>
-        <w:t>3.3  Outlier — follow-up for option 4 (specific number)</w:t>
-      </w:r>
-    </w:p>
-    <w:p>
-      <w:pPr>
-        <w:ind w:left="576"/>
-        <w:shd w:val="clear" w:color="auto" w:fill="F2F2F2"/>
-      </w:pPr>
-      <w:r>
-        <w:rPr>
-          <w:rFonts w:ascii="Courier New" w:hAnsi="Courier New"/>
-          <w:color w:val="333333"/>
-          <w:sz w:val="17"/>
-        </w:rPr>
-        <w:t>[DQ-AX42] Option 4 selected.</w:t>
-        <w:br/>
-        <w:t>Reply with the correct BCG under-1 value.</w:t>
-      </w:r>
-    </w:p>
-    <w:p/>
-    <w:p>
-      <w:pPr>
-        <w:pStyle w:val="Heading2"/>
-      </w:pPr>
-      <w:r>
-        <w:rPr>
-          <w:color w:val="2E6DA4"/>
-          <w:sz w:val="24"/>
-        </w:rPr>
-        <w:t>3.4  DTP1/DTP3 inconsistency — initial notification (5 options)</w:t>
-      </w:r>
-    </w:p>
-    <w:p>
-      <w:r>
-        <w:rPr>
-          <w:sz w:val="21"/>
-        </w:rPr>
-        <w:t>Sent when Penta3 &gt; Penta1. Relative difference is shown so the worker can immediately see the scale of the gap. Options 1, 4, and 5 require a follow-up reply.</w:t>
-      </w:r>
-    </w:p>
-    <w:p>
-      <w:pPr>
-        <w:ind w:left="576"/>
-        <w:shd w:val="clear" w:color="auto" w:fill="F2F2F2"/>
-      </w:pPr>
-      <w:r>
-        <w:rPr>
-          <w:rFonts w:ascii="Courier New" w:hAnsi="Courier New"/>
-          <w:color w:val="333333"/>
-          <w:sz w:val="17"/>
-        </w:rPr>
-        <w:t>[DQ-BK19] Addi Arekay HC, Jun 2026</w:t>
-        <w:br/>
-        <w:t>Penta1 under-1: 60 | Penta3 under-1: 90</w:t>
-        <w:br/>
-        <w:t>Penta3 exceeds Penta1 by 50%.</w:t>
-        <w:br/>
-        <w:t>Reply with option number:</w:t>
-        <w:br/>
-        <w:t>1. Keep as-is (explain)</w:t>
-        <w:br/>
-        <w:t>2. Set both to Penta1 value (60)</w:t>
-        <w:br/>
-        <w:t>3. Set both to Penta3 value (90)</w:t>
-        <w:br/>
-        <w:t>4. Replace with specific values</w:t>
-        <w:br/>
-        <w:t>5. Other (explain)</w:t>
-      </w:r>
-    </w:p>
-    <w:p/>
-    <w:p>
-      <w:pPr>
-        <w:pStyle w:val="Heading2"/>
-      </w:pPr>
-      <w:r>
-        <w:rPr>
-          <w:color w:val="2E6DA4"/>
-          <w:sz w:val="24"/>
-        </w:rPr>
-        <w:t>3.5  DTP — follow-up for options 1 and 5 (explain)</w:t>
-      </w:r>
-    </w:p>
-    <w:p>
-      <w:pPr>
-        <w:ind w:left="576"/>
-        <w:shd w:val="clear" w:color="auto" w:fill="F2F2F2"/>
-      </w:pPr>
-      <w:r>
-        <w:rPr>
-          <w:rFonts w:ascii="Courier New" w:hAnsi="Courier New"/>
-          <w:color w:val="333333"/>
-          <w:sz w:val="17"/>
-        </w:rPr>
-        <w:t>[DQ-BK19] Option 1: keep as-is.</w:t>
-        <w:br/>
-        <w:t>Please reply with a brief explanation.</w:t>
-      </w:r>
-    </w:p>
-    <w:p/>
-    <w:p>
-      <w:pPr>
-        <w:pStyle w:val="Heading2"/>
-      </w:pPr>
-      <w:r>
-        <w:rPr>
-          <w:color w:val="2E6DA4"/>
-          <w:sz w:val="24"/>
-        </w:rPr>
-        <w:t>3.6  DTP — follow-up for option 4 (specific values)</w:t>
-      </w:r>
-    </w:p>
-    <w:p>
-      <w:pPr>
-        <w:ind w:left="576"/>
-        <w:shd w:val="clear" w:color="auto" w:fill="F2F2F2"/>
-      </w:pPr>
-      <w:r>
-        <w:rPr>
-          <w:rFonts w:ascii="Courier New" w:hAnsi="Courier New"/>
-          <w:color w:val="333333"/>
-          <w:sz w:val="17"/>
-        </w:rPr>
-        <w:t>[DQ-BK19] Option 4 selected.</w:t>
-        <w:br/>
-        <w:t>Reply with correct Penta1 and Penta3 under-1</w:t>
-        <w:br/>
-        <w:t>separated by comma. (e.g., 45,42)</w:t>
-      </w:r>
-    </w:p>
-    <w:p/>
-    <w:p>
-      <w:pPr>
-        <w:pStyle w:val="Heading2"/>
-      </w:pPr>
-      <w:r>
-        <w:rPr>
-          <w:color w:val="2E6DA4"/>
-          <w:sz w:val="24"/>
-        </w:rPr>
-        <w:t>3.7  Missing report — initial notification (SUBMIT + 4 options)</w:t>
-      </w:r>
-    </w:p>
-    <w:p>
-      <w:r>
-        <w:rPr>
-          <w:sz w:val="21"/>
-        </w:rPr>
-        <w:t>Recovery before imputation: the SUBMIT option is presented first so the worker can locate and submit the missing report. Cleaning options are a fallback only if recovery fails. This is explicit in the AHEAD methodology: "the first step is always recovery, not imputation."</w:t>
-      </w:r>
-    </w:p>
-    <w:p>
-      <w:pPr>
-        <w:ind w:left="576"/>
-        <w:shd w:val="clear" w:color="auto" w:fill="F2F2F2"/>
-      </w:pPr>
-      <w:r>
-        <w:rPr>
-          <w:rFonts w:ascii="Courier New" w:hAnsi="Courier New"/>
-          <w:color w:val="333333"/>
-          <w:sz w:val="17"/>
-        </w:rPr>
-        <w:t>[DQ-MN33] Addi Arekay HC</w:t>
-        <w:br/>
-        <w:t>No completed EPI report for May 2026.</w:t>
-        <w:br/>
-        <w:t>Can you submit the report? Reply SUBMIT.</w:t>
-        <w:br/>
-        <w:t>Or if unavailable, select:</w:t>
-        <w:br/>
-        <w:t>1. Replace with 6-month avg</w:t>
-        <w:br/>
-        <w:t>2. Replace with zero (closed/no service)</w:t>
-        <w:br/>
-        <w:t>3. Replace with specific values</w:t>
-        <w:br/>
-        <w:t>4. Remove from analysis</w:t>
-      </w:r>
-    </w:p>
-    <w:p/>
-    <w:p>
-      <w:pPr>
-        <w:pStyle w:val="Heading2"/>
-      </w:pPr>
-      <w:r>
-        <w:rPr>
-          <w:color w:val="2E6DA4"/>
-          <w:sz w:val="24"/>
-        </w:rPr>
-        <w:t>3.8  Missing report — follow-up for SUBMIT</w:t>
-      </w:r>
-    </w:p>
-    <w:p>
-      <w:pPr>
-        <w:ind w:left="576"/>
-        <w:shd w:val="clear" w:color="auto" w:fill="F2F2F2"/>
-      </w:pPr>
-      <w:r>
-        <w:rPr>
-          <w:rFonts w:ascii="Courier New" w:hAnsi="Courier New"/>
-          <w:color w:val="333333"/>
-          <w:sz w:val="17"/>
-        </w:rPr>
-        <w:t>[DQ-MN33] Thanks — checking DHIS2 within the hour.</w:t>
-        <w:br/>
-        <w:t>Issue will close automatically once your</w:t>
-        <w:br/>
-        <w:t>submission appears.</w:t>
-      </w:r>
-    </w:p>
-    <w:p/>
-    <w:p>
-      <w:pPr>
-        <w:pStyle w:val="Heading2"/>
-      </w:pPr>
-      <w:r>
-        <w:rPr>
-          <w:color w:val="2E6DA4"/>
-          <w:sz w:val="24"/>
-        </w:rPr>
-        <w:t>3.9  Missing report — follow-up for option 3 (specific values)</w:t>
-      </w:r>
-    </w:p>
-    <w:p>
-      <w:pPr>
-        <w:ind w:left="576"/>
-        <w:shd w:val="clear" w:color="auto" w:fill="F2F2F2"/>
-      </w:pPr>
-      <w:r>
-        <w:rPr>
-          <w:rFonts w:ascii="Courier New" w:hAnsi="Courier New"/>
-          <w:color w:val="333333"/>
-          <w:sz w:val="17"/>
-        </w:rPr>
-        <w:t>[DQ-MN33] Option 3 selected.</w:t>
-        <w:br/>
-        <w:t>Reply with BCG, Penta1, Penta3, MR1 under-1</w:t>
-        <w:br/>
-        <w:t>separated by commas. (e.g., 38,34,28,33)</w:t>
-      </w:r>
-    </w:p>
-    <w:p/>
-    <w:p>
-      <w:pPr>
-        <w:pStyle w:val="Heading2"/>
-      </w:pPr>
-      <w:r>
-        <w:rPr>
-          <w:color w:val="2E6DA4"/>
-          <w:sz w:val="24"/>
-        </w:rPr>
-        <w:t>3.10  Resolution confirmation</w:t>
-      </w:r>
-    </w:p>
-    <w:p>
-      <w:r>
-        <w:rPr>
-          <w:sz w:val="21"/>
-        </w:rPr>
-        <w:t>Sent after any option is applied. No YES/NO step — the numbered reply is the decision.</w:t>
-      </w:r>
-    </w:p>
-    <w:p>
-      <w:pPr>
-        <w:ind w:left="576"/>
-        <w:shd w:val="clear" w:color="auto" w:fill="F2F2F2"/>
-      </w:pPr>
-      <w:r>
-        <w:rPr>
-          <w:rFonts w:ascii="Courier New" w:hAnsi="Courier New"/>
-          <w:color w:val="333333"/>
-          <w:sz w:val="17"/>
-        </w:rPr>
-        <w:t>[DQ-AX42] Done.</w:t>
-        <w:br/>
-        <w:t>BCG under-1 at Addi Arekay HC updated to</w:t>
-        <w:br/>
-        <w:t>6-month avg (96). Decision logged. Issue closed.</w:t>
-      </w:r>
-    </w:p>
-    <w:p/>
-    <w:p>
-      <w:pPr>
-        <w:pStyle w:val="Heading2"/>
-      </w:pPr>
-      <w:r>
-        <w:rPr>
-          <w:color w:val="2E6DA4"/>
-          <w:sz w:val="24"/>
-        </w:rPr>
-        <w:t>3.11  Retry (24h no reply — up to 3 times)</w:t>
-      </w:r>
-    </w:p>
-    <w:p>
-      <w:pPr>
-        <w:ind w:left="576"/>
-        <w:shd w:val="clear" w:color="auto" w:fill="F2F2F2"/>
-      </w:pPr>
-      <w:r>
-        <w:rPr>
-          <w:rFonts w:ascii="Courier New" w:hAnsi="Courier New"/>
-          <w:color w:val="333333"/>
-          <w:sz w:val="17"/>
-        </w:rPr>
-        <w:t>[DQ-AX42] Reminder (2 of 3):</w:t>
-        <w:br/>
-        <w:t>Addi Arekay HC, Jun 2026 — BCG under-1 = 970</w:t>
-        <w:br/>
-        <w:t>Reply 1-6 to resolve. Escalates if no reply.</w:t>
-      </w:r>
-    </w:p>
-    <w:p/>
-    <w:p>
-      <w:pPr>
-        <w:pStyle w:val="Heading2"/>
-      </w:pPr>
-      <w:r>
-        <w:rPr>
-          <w:color w:val="2E6DA4"/>
-          <w:sz w:val="24"/>
-        </w:rPr>
-        <w:t>3.12  Woreda escalation summary</w:t>
-      </w:r>
-    </w:p>
-    <w:p>
-      <w:r>
-        <w:rPr>
-          <w:sz w:val="21"/>
-        </w:rPr>
-        <w:t>Sent to the woreda HMIS officer after 72h of no facility-level resolution. One SMS per woreda covers all open issues in that woreda.</w:t>
-      </w:r>
-    </w:p>
-    <w:p>
-      <w:pPr>
-        <w:ind w:left="576"/>
-        <w:shd w:val="clear" w:color="auto" w:fill="F2F2F2"/>
-      </w:pPr>
-      <w:r>
-        <w:rPr>
-          <w:rFonts w:ascii="Courier New" w:hAnsi="Courier New"/>
-          <w:color w:val="333333"/>
-          <w:sz w:val="17"/>
-        </w:rPr>
-        <w:t>[DQ-WOREDA] Addi Arekay Woreda</w:t>
-        <w:br/>
-        <w:t>2 unresolved issues, Jun 2026:</w:t>
-        <w:br/>
-        <w:t>DQ-AX42 Addi Arekay HC: BCG outlier (3 days)</w:t>
-        <w:br/>
-        <w:t>DQ-BK19 Addi Arekay HC: Penta3 &gt; Penta1 (3 days)</w:t>
-        <w:br/>
-        <w:t>Details: &lt;issue log URL&gt;</w:t>
-      </w:r>
-    </w:p>
-    <w:p/>
-    <w:p>
-      <w:pPr>
-        <w:pStyle w:val="Heading2"/>
-      </w:pPr>
-      <w:r>
-        <w:rPr>
-          <w:color w:val="2E6DA4"/>
-          <w:sz w:val="24"/>
-        </w:rPr>
-        <w:t>3.13  Monthly national digest</w:t>
-      </w:r>
-    </w:p>
-    <w:p>
-      <w:r>
-        <w:rPr>
-          <w:sz w:val="21"/>
-        </w:rPr>
-        <w:t>Sent to the national TWG on the first of each month covering all prior-month unresolved issues.</w:t>
-      </w:r>
-    </w:p>
-    <w:p>
-      <w:pPr>
-        <w:ind w:left="576"/>
-        <w:shd w:val="clear" w:color="auto" w:fill="F2F2F2"/>
-      </w:pPr>
-      <w:r>
-        <w:rPr>
-          <w:rFonts w:ascii="Courier New" w:hAnsi="Courier New"/>
-          <w:color w:val="333333"/>
-          <w:sz w:val="17"/>
-        </w:rPr>
-        <w:t>[DQ-MONTHLY] Jun 2026 Summary</w:t>
-        <w:br/>
-        <w:t>Ethiopia: 2 issues still open</w:t>
-        <w:br/>
-        <w:t>Amhara / N. Gondar:</w:t>
-        <w:br/>
-        <w:t xml:space="preserve">  - 1 outlier (Addi Arekay HC, 25 days)</w:t>
-        <w:br/>
-        <w:t xml:space="preserve">  - 1 DTP inconsistency (Addi Arekay HC)</w:t>
-        <w:br/>
-        <w:t>View all: &lt;issue log URL&gt;</w:t>
+        <w:t>Status progression for a typical resolved issue: OPEN → NOTIFIED → IN PROGRESS → CONFIRMING → RESOLVED. For a keep-as-is option: OPEN → NOTIFIED → IN PROGRESS → CONFIRMED OK. For a no-response escalation: OPEN → NOTIFIED → ESCALATED.</w:t>
       </w:r>
     </w:p>
     <w:p/>
@@ -1238,418 +2952,7 @@
           <w:color w:val="1F3A6E"/>
           <w:sz w:val="30"/>
         </w:rPr>
-        <w:t>4. Conversation Flows</w:t>
-      </w:r>
-    </w:p>
-    <w:p>
-      <w:r>
-        <w:rPr>
-          <w:sz w:val="21"/>
-        </w:rPr>
-        <w:t>The numbered-option model keeps conversations short: notification → number selection → (optional follow-up for extra input) → resolution confirmation. Two to four turns total. The numbered reply IS the decision — no separate YES/NO confirmation.</w:t>
-      </w:r>
-    </w:p>
-    <w:p/>
-    <w:p>
-      <w:pPr>
-        <w:pStyle w:val="Heading2"/>
-      </w:pPr>
-      <w:r>
-        <w:rPr>
-          <w:color w:val="2E6DA4"/>
-          <w:sz w:val="24"/>
-        </w:rPr>
-        <w:t>4.1  Outlier — option with no follow-up (option 1: 6-month average)</w:t>
-      </w:r>
-    </w:p>
-    <w:p>
-      <w:r>
-        <w:rPr>
-          <w:sz w:val="21"/>
-        </w:rPr>
-        <w:t>Agent calculates the 6-month average and applies it automatically. Two turns.</w:t>
-      </w:r>
-    </w:p>
-    <w:p>
-      <w:pPr>
-        <w:ind w:left="576"/>
-        <w:shd w:val="clear" w:color="auto" w:fill="F2F2F2"/>
-      </w:pPr>
-      <w:r>
-        <w:rPr>
-          <w:rFonts w:ascii="Courier New" w:hAnsi="Courier New"/>
-          <w:color w:val="333333"/>
-          <w:sz w:val="17"/>
-        </w:rPr>
-        <w:t>Agent     [DQ-AX42] Addi Arekay HC, Jun 2026. BCG under-1: 970 (normal ~97).</w:t>
-        <w:br/>
-        <w:t xml:space="preserve">          Reply 1-6: 1=6mo-avg 2=keep(explain) 3=zero 4=specific# 5=HF-only 6=outreach-only</w:t>
-        <w:br/>
-        <w:br/>
-        <w:t>Facility  1</w:t>
-        <w:br/>
-        <w:br/>
-        <w:t>Agent     [DQ-AX42] Done. BCG under-1 replaced with 6-month avg (96).</w:t>
-        <w:br/>
-        <w:t xml:space="preserve">          Decision logged. Issue closed.</w:t>
-      </w:r>
-    </w:p>
-    <w:p/>
-    <w:p>
-      <w:pPr>
-        <w:pStyle w:val="Heading2"/>
-      </w:pPr>
-      <w:r>
-        <w:rPr>
-          <w:color w:val="2E6DA4"/>
-          <w:sz w:val="24"/>
-        </w:rPr>
-        <w:t>4.2  Outlier — option with follow-up (option 4: specific number)</w:t>
-      </w:r>
-    </w:p>
-    <w:p>
-      <w:r>
-        <w:rPr>
-          <w:sz w:val="21"/>
-        </w:rPr>
-        <w:t>Three turns: notification, number selection, value entry.</w:t>
-      </w:r>
-    </w:p>
-    <w:p>
-      <w:pPr>
-        <w:ind w:left="576"/>
-        <w:shd w:val="clear" w:color="auto" w:fill="F2F2F2"/>
-      </w:pPr>
-      <w:r>
-        <w:rPr>
-          <w:rFonts w:ascii="Courier New" w:hAnsi="Courier New"/>
-          <w:color w:val="333333"/>
-          <w:sz w:val="17"/>
-        </w:rPr>
-        <w:t>Agent     [DQ-AX42] Addi Arekay HC, Jun 2026. BCG under-1: 970 (normal ~97).</w:t>
-        <w:br/>
-        <w:t xml:space="preserve">          Reply 1-6: 1=6mo-avg 2=keep(explain) 3=zero 4=specific# 5=HF-only 6=outreach-only</w:t>
-        <w:br/>
-        <w:br/>
-        <w:t>Facility  4</w:t>
-        <w:br/>
-        <w:br/>
-        <w:t>Agent     [DQ-AX42] Option 4: replace with specific number.</w:t>
-        <w:br/>
-        <w:t xml:space="preserve">          Reply with the correct BCG under-1 value.</w:t>
-        <w:br/>
-        <w:br/>
-        <w:t>Facility  35</w:t>
-        <w:br/>
-        <w:br/>
-        <w:t>Agent     [DQ-AX42] Done. BCG under-1 updated to 97 at Addi Arekay HC.</w:t>
-        <w:br/>
-        <w:t xml:space="preserve">          Decision logged. Issue closed.</w:t>
-      </w:r>
-    </w:p>
-    <w:p/>
-    <w:p>
-      <w:pPr>
-        <w:pStyle w:val="Heading2"/>
-      </w:pPr>
-      <w:r>
-        <w:rPr>
-          <w:color w:val="2E6DA4"/>
-          <w:sz w:val="24"/>
-        </w:rPr>
-        <w:t>4.3  Outlier — keep as-is with explanation (option 2)</w:t>
-      </w:r>
-    </w:p>
-    <w:p>
-      <w:r>
-        <w:rPr>
-          <w:sz w:val="21"/>
-        </w:rPr>
-        <w:t>Three turns: notification, option selection, explanation text.</w:t>
-      </w:r>
-    </w:p>
-    <w:p>
-      <w:pPr>
-        <w:ind w:left="576"/>
-        <w:shd w:val="clear" w:color="auto" w:fill="F2F2F2"/>
-      </w:pPr>
-      <w:r>
-        <w:rPr>
-          <w:rFonts w:ascii="Courier New" w:hAnsi="Courier New"/>
-          <w:color w:val="333333"/>
-          <w:sz w:val="17"/>
-        </w:rPr>
-        <w:t>Agent     [DQ-AX42] Addi Arekay HC, Jun 2026. BCG under-1: 970 (normal ~97).</w:t>
-        <w:br/>
-        <w:t xml:space="preserve">          Reply 1-6: 1=6mo-avg 2=keep(explain) 3=zero 4=specific# 5=HF-only 6=outreach-only</w:t>
-        <w:br/>
-        <w:br/>
-        <w:t>Facility  2</w:t>
-        <w:br/>
-        <w:br/>
-        <w:t>Agent     [DQ-AX42] Option 2: keep as-is.</w:t>
-        <w:br/>
-        <w:t xml:space="preserve">          Please reply with a brief explanation.</w:t>
-        <w:br/>
-        <w:br/>
-        <w:t>Facility  PIRI campaign in North Gondar, Jun 2026</w:t>
-        <w:br/>
-        <w:br/>
-        <w:t>Agent     [DQ-AX42] Noted. BCG under-1 kept as 350.</w:t>
-        <w:br/>
-        <w:t xml:space="preserve">          Comment logged: "PIRI campaign in North Gondar, Jun 2026".</w:t>
-        <w:br/>
-        <w:t xml:space="preserve">          Issue closed.</w:t>
-      </w:r>
-    </w:p>
-    <w:p/>
-    <w:p>
-      <w:pPr>
-        <w:pStyle w:val="Heading2"/>
-      </w:pPr>
-      <w:r>
-        <w:rPr>
-          <w:color w:val="2E6DA4"/>
-          <w:sz w:val="24"/>
-        </w:rPr>
-        <w:t>4.4  DTP inconsistency — simple option (option 2: use Penta1 for both)</w:t>
-      </w:r>
-    </w:p>
-    <w:p>
-      <w:r>
-        <w:rPr>
-          <w:sz w:val="21"/>
-        </w:rPr>
-        <w:t>Agent replaces both values immediately. Two turns.</w:t>
-      </w:r>
-    </w:p>
-    <w:p>
-      <w:pPr>
-        <w:ind w:left="576"/>
-        <w:shd w:val="clear" w:color="auto" w:fill="F2F2F2"/>
-      </w:pPr>
-      <w:r>
-        <w:rPr>
-          <w:rFonts w:ascii="Courier New" w:hAnsi="Courier New"/>
-          <w:color w:val="333333"/>
-          <w:sz w:val="17"/>
-        </w:rPr>
-        <w:t>Agent     [DQ-BK19] Addi Arekay HC, Jun 2026.</w:t>
-        <w:br/>
-        <w:t xml:space="preserve">          Penta1: 60 | Penta3: 90 (Penta3 exceeds Penta1 by 50%).</w:t>
-        <w:br/>
-        <w:t xml:space="preserve">          Reply 1-5: 1=keep(explain) 2=use-Penta1(45) 3=use-Penta3(80) 4=specific 5=other</w:t>
-        <w:br/>
-        <w:br/>
-        <w:t>Facility  2</w:t>
-        <w:br/>
-        <w:br/>
-        <w:t>Agent     [DQ-BK19] Done. Penta1 and Penta3 under-1 both set to 60.</w:t>
-        <w:br/>
-        <w:t xml:space="preserve">          Decision logged. Issue closed.</w:t>
-      </w:r>
-    </w:p>
-    <w:p/>
-    <w:p>
-      <w:pPr>
-        <w:pStyle w:val="Heading2"/>
-      </w:pPr>
-      <w:r>
-        <w:rPr>
-          <w:color w:val="2E6DA4"/>
-          <w:sz w:val="24"/>
-        </w:rPr>
-        <w:t>4.5  DTP inconsistency — specific values (option 4)</w:t>
-      </w:r>
-    </w:p>
-    <w:p>
-      <w:r>
-        <w:rPr>
-          <w:sz w:val="21"/>
-        </w:rPr>
-        <w:t>Three turns: notification, option selection, two values separated by comma.</w:t>
-      </w:r>
-    </w:p>
-    <w:p>
-      <w:pPr>
-        <w:ind w:left="576"/>
-        <w:shd w:val="clear" w:color="auto" w:fill="F2F2F2"/>
-      </w:pPr>
-      <w:r>
-        <w:rPr>
-          <w:rFonts w:ascii="Courier New" w:hAnsi="Courier New"/>
-          <w:color w:val="333333"/>
-          <w:sz w:val="17"/>
-        </w:rPr>
-        <w:t>Agent     [DQ-BK19] Addi Arekay HC, Jun 2026.</w:t>
-        <w:br/>
-        <w:t xml:space="preserve">          Penta1: 60 | Penta3: 90 (Penta3 exceeds Penta1 by 50%).</w:t>
-        <w:br/>
-        <w:t xml:space="preserve">          Reply 1-5: 1=keep(explain) 2=use-Penta1(45) 3=use-Penta3(80) 4=specific 5=other</w:t>
-        <w:br/>
-        <w:br/>
-        <w:t>Facility  4</w:t>
-        <w:br/>
-        <w:br/>
-        <w:t>Agent     [DQ-BK19] Option 4: replace with specific values.</w:t>
-        <w:br/>
-        <w:t xml:space="preserve">          Reply with correct Penta1 and Penta3 under-1 separated by comma.</w:t>
-        <w:br/>
-        <w:br/>
-        <w:t>Facility  88,72</w:t>
-        <w:br/>
-        <w:br/>
-        <w:t>Agent     [DQ-BK19] Done. Penta1 under-1 = 45, Penta3 under-1 = 38.</w:t>
-        <w:br/>
-        <w:t xml:space="preserve">          Decision logged. Issue closed.</w:t>
-      </w:r>
-    </w:p>
-    <w:p/>
-    <w:p>
-      <w:pPr>
-        <w:pStyle w:val="Heading2"/>
-      </w:pPr>
-      <w:r>
-        <w:rPr>
-          <w:color w:val="2E6DA4"/>
-          <w:sz w:val="24"/>
-        </w:rPr>
-        <w:t>4.6  Missing report — recovery succeeds (SUBMIT)</w:t>
-      </w:r>
-    </w:p>
-    <w:p>
-      <w:r>
-        <w:rPr>
-          <w:sz w:val="21"/>
-        </w:rPr>
-        <w:t>Worker submits the missing report in DHIS2. Agent re-checks within the hour and closes automatically.</w:t>
-      </w:r>
-    </w:p>
-    <w:p>
-      <w:pPr>
-        <w:ind w:left="576"/>
-        <w:shd w:val="clear" w:color="auto" w:fill="F2F2F2"/>
-      </w:pPr>
-      <w:r>
-        <w:rPr>
-          <w:rFonts w:ascii="Courier New" w:hAnsi="Courier New"/>
-          <w:color w:val="333333"/>
-          <w:sz w:val="17"/>
-        </w:rPr>
-        <w:t>Agent     [DQ-MN33] Addi Arekay HC. No completed EPI report for May 2026.</w:t>
-        <w:br/>
-        <w:t xml:space="preserve">          Reply SUBMIT if submitting now, or 1-4 for cleaning.</w:t>
-        <w:br/>
-        <w:br/>
-        <w:t>Facility  SUBMIT</w:t>
-        <w:br/>
-        <w:br/>
-        <w:t>Agent     [DQ-MN33] Thanks — checking DHIS2 within the hour.</w:t>
-        <w:br/>
-        <w:t xml:space="preserve">          Issue will close automatically once your submission appears.</w:t>
-        <w:br/>
-        <w:br/>
-        <w:t xml:space="preserve">          [1 hour later — agent finds the registration]</w:t>
-        <w:br/>
-        <w:br/>
-        <w:t>Agent     [DQ-MN33] Confirmed. Addi Arekay HC May 2026 report received. Issue closed.</w:t>
-      </w:r>
-    </w:p>
-    <w:p/>
-    <w:p>
-      <w:pPr>
-        <w:pStyle w:val="Heading2"/>
-      </w:pPr>
-      <w:r>
-        <w:rPr>
-          <w:color w:val="2E6DA4"/>
-          <w:sz w:val="24"/>
-        </w:rPr>
-        <w:t>4.7  Missing report — cleaning option (option 2: replace with zero)</w:t>
-      </w:r>
-    </w:p>
-    <w:p>
-      <w:r>
-        <w:rPr>
-          <w:sz w:val="21"/>
-        </w:rPr>
-        <w:t>Recovery not possible. Worker selects a cleaning option instead.</w:t>
-      </w:r>
-    </w:p>
-    <w:p>
-      <w:pPr>
-        <w:ind w:left="576"/>
-        <w:shd w:val="clear" w:color="auto" w:fill="F2F2F2"/>
-      </w:pPr>
-      <w:r>
-        <w:rPr>
-          <w:rFonts w:ascii="Courier New" w:hAnsi="Courier New"/>
-          <w:color w:val="333333"/>
-          <w:sz w:val="17"/>
-        </w:rPr>
-        <w:t>Agent     [DQ-MN33] Addi Arekay HC. No completed EPI report for May 2026.</w:t>
-        <w:br/>
-        <w:t xml:space="preserve">          Reply SUBMIT if submitting now, or 1-4 for cleaning.</w:t>
-        <w:br/>
-        <w:br/>
-        <w:t>Facility  2</w:t>
-        <w:br/>
-        <w:br/>
-        <w:t>Agent     [DQ-MN33] Done. May 2026 recorded as zero for all vaccines at Addi Arekay HC.</w:t>
-        <w:br/>
-        <w:t xml:space="preserve">          (Facility closed / no service that month.) Issue closed.</w:t>
-      </w:r>
-    </w:p>
-    <w:p/>
-    <w:p>
-      <w:pPr>
-        <w:pStyle w:val="Heading2"/>
-      </w:pPr>
-      <w:r>
-        <w:rPr>
-          <w:color w:val="2E6DA4"/>
-          <w:sz w:val="24"/>
-        </w:rPr>
-        <w:t>4.8  No reply — retry then escalation</w:t>
-      </w:r>
-    </w:p>
-    <w:p>
-      <w:pPr>
-        <w:ind w:left="576"/>
-        <w:shd w:val="clear" w:color="auto" w:fill="F2F2F2"/>
-      </w:pPr>
-      <w:r>
-        <w:rPr>
-          <w:rFonts w:ascii="Courier New" w:hAnsi="Courier New"/>
-          <w:color w:val="333333"/>
-          <w:sz w:val="17"/>
-        </w:rPr>
-        <w:t>Day 0     Agent sends numbered-option notification</w:t>
-        <w:br/>
-        <w:t>Day 1     No reply — Retry 1: "[DQ-AX42] Reminder (1 of 3): Addi Arekay HC BCG=970. Reply 1-6."</w:t>
-        <w:br/>
-        <w:t>Day 2     No reply — Retry 2: "[DQ-AX42] Reminder (2 of 3): ... Issue escalates if no reply."</w:t>
-        <w:br/>
-        <w:t>Day 3     No reply — Retry 3 + escalate: woreda HMIS officer receives summary SMS</w:t>
-        <w:br/>
-        <w:t>Day 10    No woreda resolution — escalate to zone</w:t>
-        <w:br/>
-        <w:t>Day 17    No zone resolution — escalate to region</w:t>
-        <w:br/>
-        <w:t>Month end National digest includes all unresolved issues</w:t>
-      </w:r>
-    </w:p>
-    <w:p/>
-    <w:p>
-      <w:pPr>
-        <w:pStyle w:val="Heading1"/>
-      </w:pPr>
-      <w:r>
-        <w:rPr>
-          <w:color w:val="1F3A6E"/>
-          <w:sz w:val="30"/>
-        </w:rPr>
-        <w:t>5. Escalation Timeline</w:t>
+        <w:t>7. Escalation Timeline</w:t>
       </w:r>
     </w:p>
     <w:p>
@@ -1724,7 +3027,7 @@
           <w:color w:val="1F3A6E"/>
           <w:sz w:val="30"/>
         </w:rPr>
-        <w:t>6. Issue Log Web App (Standalone)</w:t>
+        <w:t>8. Issue Log Web App (Standalone)</w:t>
       </w:r>
     </w:p>
     <w:p>
@@ -1732,7 +3035,7 @@
         <w:rPr>
           <w:sz w:val="21"/>
         </w:rPr>
-        <w:t>A standalone web application at http://localhost:5001, completely separate from DHIS2. No DHIS2 login required. It reads from the agent's own SQLite database and is the primary monitoring surface for the AHEAD team and supervisors. Every issue the agent detects, every SMS sent and received, and every state change is visible here in real-time.</w:t>
+        <w:t>A standalone web application at http://localhost:5001/issues, completely separate from DHIS2. No DHIS2 login required. It reads from the agent's own SQLite database and is the primary monitoring surface for the AHEAD team and supervisors. Every issue the agent detects, every SMS sent and received, and every state change is visible here in real-time. The dashboard auto-refreshes every 10 seconds.</w:t>
       </w:r>
     </w:p>
     <w:p/>
@@ -1769,23 +3072,27 @@
         <w:br/>
         <w:t>--------------------------------------------------------------------------------</w:t>
         <w:br/>
-        <w:t>DQ-AX42 Addi Arekay HC    Outlier: BCG 970   202606  RESOLVED  2026-06-01  06-01</w:t>
+        <w:t>DQ-4XDF Addi Arekay HC    Outlier: BCG 970   202606  RESOLVED  2026-06-01  06-01</w:t>
         <w:br/>
         <w:t>DQ-BK19 Addi Arekay HC    DTP3 &gt; DTP1        202606  RESOLVED  2026-06-01  06-01</w:t>
         <w:br/>
         <w:t>DQ-MN33 Addi Arekay HC    Missing report     202605  RESOLVED  2026-06-01  06-01</w:t>
         <w:br/>
-        <w:t>[&gt; expand] Full SMS thread for DQ-AX42:</w:t>
+        <w:t>[&gt; expand] Full SMS thread for DQ-4XDF:</w:t>
         <w:br/>
-        <w:t xml:space="preserve">  2026-06-01 10:02  OUT  [DQ-AX42] Addi Arekay HC, Jun 2026. BCG under-1: 970...</w:t>
+        <w:t xml:space="preserve">  2026-06-01 10:02  OUT  AHEAD DQ Alert [DQ-4XDF] Addi Arekay Health Center...</w:t>
         <w:br/>
         <w:t xml:space="preserve">  2026-06-01 10:04  IN   4</w:t>
         <w:br/>
-        <w:t xml:space="preserve">  2026-06-01 10:04  OUT  [DQ-AX42] Option 4: replace with specific number...</w:t>
+        <w:t xml:space="preserve">  2026-06-01 10:04  OUT  [DQ-4XDF] Please reply with the correct value...</w:t>
         <w:br/>
         <w:t xml:space="preserve">  2026-06-01 10:05  IN   97</w:t>
         <w:br/>
-        <w:t xml:space="preserve">  2026-06-01 10:05  OUT  [DQ-AX42] Done. BCG under-1 updated to 97. Issue closed.</w:t>
+        <w:t xml:space="preserve">  2026-06-01 10:05  OUT  [DQ-4XDF] Confirm change: BCG &lt;1yr 970 -&gt; 97...</w:t>
+        <w:br/>
+        <w:t xml:space="preserve">  2026-06-01 10:06  IN   YES</w:t>
+        <w:br/>
+        <w:t xml:space="preserve">  2026-06-01 10:06  OUT  [DQ-4XDF] Noted. Value corrected to 97 in DHIS2. Thank you.</w:t>
         <w:br/>
         <w:t>--------------------------------------------------------------------------------</w:t>
       </w:r>
@@ -1869,7 +3176,7 @@
               <w:rPr>
                 <w:sz w:val="20"/>
               </w:rPr>
-              <w:t>e.g. DQ-AX42 — unique across all issues, never reused</w:t>
+              <w:t>e.g. DQ-4XDF — unique across all issues, never reused</w:t>
             </w:r>
           </w:p>
         </w:tc>
@@ -1981,7 +3288,7 @@
               <w:rPr>
                 <w:sz w:val="20"/>
               </w:rPr>
-              <w:t>OPEN | AWAITING CONFIRM | RESOLVED | DISMISSED | ESCALATED</w:t>
+              <w:t>OPEN | NOTIFIED | IN PROGRESS | CONFIRMING | RESOLVED | CONFIRMED OK | ESCALATED</w:t>
             </w:r>
           </w:p>
         </w:tc>
@@ -2206,7 +3513,7 @@
               <w:rPr>
                 <w:sz w:val="20"/>
               </w:rPr>
-              <w:t>All / Open / Escalated / Resolved / Dismissed</w:t>
+              <w:t>All / Open / Notified / In Progress / Confirming / Resolved / Confirmed OK / Escalated</w:t>
             </w:r>
           </w:p>
         </w:tc>
@@ -2334,7 +3641,7 @@
           <w:color w:val="1F3A6E"/>
           <w:sz w:val="30"/>
         </w:rPr>
-        <w:t>7. Edge Cases and Agent Behaviour</w:t>
+        <w:t>9. Edge Cases and Agent Behaviour</w:t>
       </w:r>
     </w:p>
     <w:tbl>
@@ -2403,7 +3710,7 @@
               <w:rPr>
                 <w:sz w:val="20"/>
               </w:rPr>
-              <w:t>Agent checks if the sender's phone number has exactly one open issue. If yes, routes to that issue. If multiple open issues, replies: "Please include your issue ref ID (e.g. DQ-AX42) so we can route your reply."</w:t>
+              <w:t>Agent checks if the sender's phone number has exactly one open issue. If yes, routes to that issue. If multiple open issues, replies: "Please include your issue ref ID (e.g. DQ-4XDF) so we can route your reply."</w:t>
             </w:r>
           </w:p>
         </w:tc>
@@ -2446,7 +3753,7 @@
               <w:rPr>
                 <w:sz w:val="20"/>
               </w:rPr>
-              <w:t>Worker replies with non-numeric text for an outlier issue</w:t>
+              <w:t>Worker replies with non-numeric text when a number is expected</w:t>
             </w:r>
           </w:p>
         </w:tc>
@@ -2459,7 +3766,35 @@
               <w:rPr>
                 <w:sz w:val="20"/>
               </w:rPr>
-              <w:t>Claude returns intent=unknown. Agent replies: "Please reply with a number (the correct value) or KEEP to leave as-is."</w:t>
+              <w:t>Claude returns intent=unknown. Agent replies: "Please reply with a number (the option number or the correct value) as prompted."</w:t>
+            </w:r>
+          </w:p>
+        </w:tc>
+      </w:tr>
+      <w:tr>
+        <w:tc>
+          <w:tcPr>
+            <w:tcW w:type="dxa" w:w="4703"/>
+          </w:tcPr>
+          <w:p>
+            <w:r>
+              <w:rPr>
+                <w:sz w:val="20"/>
+              </w:rPr>
+              <w:t>Worker replies NO at confirmation step</w:t>
+            </w:r>
+          </w:p>
+        </w:tc>
+        <w:tc>
+          <w:tcPr>
+            <w:tcW w:type="dxa" w:w="4703"/>
+          </w:tcPr>
+          <w:p>
+            <w:r>
+              <w:rPr>
+                <w:sz w:val="20"/>
+              </w:rPr>
+              <w:t>Issue reverts to awaiting_option state. The original alert is re-sent verbatim so the worker can choose a different option.</w:t>
             </w:r>
           </w:p>
         </w:tc>
@@ -2487,7 +3822,7 @@
               <w:rPr>
                 <w:sz w:val="20"/>
               </w:rPr>
-              <w:t>Agent applies the confirmed value as requested, then re-runs DQ checks in the next poll cycle. If the new value still fails, a new issue is created with a new ref ID.</w:t>
+              <w:t>Agent applies the confirmed value as requested (after YES confirmation), then re-runs DQ checks in the next poll cycle. If the new value still fails, a new issue is created with a new ref ID.</w:t>
             </w:r>
           </w:p>
         </w:tc>
@@ -2543,7 +3878,7 @@
               <w:rPr>
                 <w:sz w:val="20"/>
               </w:rPr>
-              <w:t>Agent sends SMS: "Could not apply the change right now. Please re-enter the value directly in DHIS2 and reply DONE once submitted." Issue status remains awaiting_confirm. Retry flagged for next cycle.</w:t>
+              <w:t>Agent sends SMS: "Could not apply the change right now. Please re-enter the value directly in DHIS2 and reply DONE once submitted." Issue status remains CONFIRMING. Retry flagged for next cycle.</w:t>
             </w:r>
           </w:p>
         </w:tc>
@@ -2643,7 +3978,7 @@
           <w:color w:val="1F3A6E"/>
           <w:sz w:val="30"/>
         </w:rPr>
-        <w:t>8. Reference ID Design</w:t>
+        <w:t>10. Reference ID Design</w:t>
       </w:r>
     </w:p>
     <w:p>
@@ -2967,7 +4302,171 @@
           <w:color w:val="1F3A6E"/>
           <w:sz w:val="30"/>
         </w:rPr>
-        <w:t>9. MVP vs Phase 2 Scope</w:t>
+        <w:t>11. WhatsApp Mode (Demo / Production Toggle)</w:t>
+      </w:r>
+    </w:p>
+    <w:p>
+      <w:r>
+        <w:rPr>
+          <w:sz w:val="21"/>
+        </w:rPr>
+        <w:t>For the demo, the agent uses the Twilio WhatsApp sandbox. Set TWILIO_WHATSAPP=true in .env to activate WhatsApp mode. Set TWILIO_WHATSAPP=false for standard SMS in production.</w:t>
+      </w:r>
+    </w:p>
+    <w:p/>
+    <w:tbl>
+      <w:tblPr>
+        <w:tblStyle w:val="TableGrid"/>
+        <w:tblW w:type="auto" w:w="0"/>
+        <w:jc w:val="left"/>
+        <w:tblLook w:firstColumn="1" w:firstRow="1" w:lastColumn="0" w:lastRow="0" w:noHBand="0" w:noVBand="1" w:val="04A0"/>
+      </w:tblPr>
+      <w:tblGrid>
+        <w:gridCol w:w="3135"/>
+        <w:gridCol w:w="3135"/>
+        <w:gridCol w:w="3135"/>
+      </w:tblGrid>
+      <w:tr>
+        <w:tc>
+          <w:tcPr>
+            <w:tcW w:type="dxa" w:w="3135"/>
+            <w:shd w:val="clear" w:color="auto" w:fill="D6E4F0"/>
+          </w:tcPr>
+          <w:p>
+            <w:r>
+              <w:rPr>
+                <w:b/>
+                <w:sz w:val="20"/>
+              </w:rPr>
+              <w:t>Mode</w:t>
+            </w:r>
+          </w:p>
+        </w:tc>
+        <w:tc>
+          <w:tcPr>
+            <w:tcW w:type="dxa" w:w="3135"/>
+            <w:shd w:val="clear" w:color="auto" w:fill="D6E4F0"/>
+          </w:tcPr>
+          <w:p>
+            <w:r>
+              <w:rPr>
+                <w:b/>
+                <w:sz w:val="20"/>
+              </w:rPr>
+              <w:t>TWILIO_WHATSAPP value</w:t>
+            </w:r>
+          </w:p>
+        </w:tc>
+        <w:tc>
+          <w:tcPr>
+            <w:tcW w:type="dxa" w:w="3135"/>
+            <w:shd w:val="clear" w:color="auto" w:fill="D6E4F0"/>
+          </w:tcPr>
+          <w:p>
+            <w:r>
+              <w:rPr>
+                <w:b/>
+                <w:sz w:val="20"/>
+              </w:rPr>
+              <w:t>How it works</w:t>
+            </w:r>
+          </w:p>
+        </w:tc>
+      </w:tr>
+      <w:tr>
+        <w:tc>
+          <w:tcPr>
+            <w:tcW w:type="dxa" w:w="3135"/>
+          </w:tcPr>
+          <w:p>
+            <w:r>
+              <w:rPr>
+                <w:sz w:val="20"/>
+              </w:rPr>
+              <w:t>WhatsApp sandbox (demo)</w:t>
+            </w:r>
+          </w:p>
+        </w:tc>
+        <w:tc>
+          <w:tcPr>
+            <w:tcW w:type="dxa" w:w="3135"/>
+          </w:tcPr>
+          <w:p>
+            <w:r>
+              <w:rPr>
+                <w:sz w:val="20"/>
+              </w:rPr>
+              <w:t>true</w:t>
+            </w:r>
+          </w:p>
+        </w:tc>
+        <w:tc>
+          <w:tcPr>
+            <w:tcW w:type="dxa" w:w="3135"/>
+          </w:tcPr>
+          <w:p>
+            <w:r>
+              <w:rPr>
+                <w:sz w:val="20"/>
+              </w:rPr>
+              <w:t>Messages sent and received via the Twilio WhatsApp sandbox number (+1 415 523 8886). The presenter's phone must first send "join [keyword]" to that number to opt in to the sandbox.</w:t>
+            </w:r>
+          </w:p>
+        </w:tc>
+      </w:tr>
+      <w:tr>
+        <w:tc>
+          <w:tcPr>
+            <w:tcW w:type="dxa" w:w="3135"/>
+          </w:tcPr>
+          <w:p>
+            <w:r>
+              <w:rPr>
+                <w:sz w:val="20"/>
+              </w:rPr>
+              <w:t>Standard SMS (production)</w:t>
+            </w:r>
+          </w:p>
+        </w:tc>
+        <w:tc>
+          <w:tcPr>
+            <w:tcW w:type="dxa" w:w="3135"/>
+          </w:tcPr>
+          <w:p>
+            <w:r>
+              <w:rPr>
+                <w:sz w:val="20"/>
+              </w:rPr>
+              <w:t>false</w:t>
+            </w:r>
+          </w:p>
+        </w:tc>
+        <w:tc>
+          <w:tcPr>
+            <w:tcW w:type="dxa" w:w="3135"/>
+          </w:tcPr>
+          <w:p>
+            <w:r>
+              <w:rPr>
+                <w:sz w:val="20"/>
+              </w:rPr>
+              <w:t>Messages sent and received via a standard Twilio SMS number. No opt-in required. Works on any phone including basic feature phones.</w:t>
+            </w:r>
+          </w:p>
+        </w:tc>
+      </w:tr>
+    </w:tbl>
+    <w:p/>
+    <w:p>
+      <w:pPr>
+        <w:pStyle w:val="Heading1"/>
+      </w:pPr>
+      <w:r>
+        <w:rPr>
+          <w:color w:val="1F3A6E"/>
+          <w:sz w:val="30"/>
+        </w:rPr>
+        <w:t>12. MVP vs Phase 2 Scope</w:t>
       </w:r>
     </w:p>
     <w:p>
@@ -3117,7 +4616,61 @@
               <w:rPr>
                 <w:sz w:val="20"/>
               </w:rPr>
-              <w:t>Outlier detection (DHIS2 built-in, Z-score)</w:t>
+              <w:t>Outlier detection: Z-score &gt; 2.0 SD (AHEAD Method 1)</w:t>
+            </w:r>
+          </w:p>
+        </w:tc>
+        <w:tc>
+          <w:tcPr>
+            <w:tcW w:type="dxa" w:w="2351"/>
+          </w:tcPr>
+          <w:p>
+            <w:r>
+              <w:rPr>
+                <w:sz w:val="20"/>
+              </w:rPr>
+              <w:t>Yes</w:t>
+            </w:r>
+          </w:p>
+        </w:tc>
+        <w:tc>
+          <w:tcPr>
+            <w:tcW w:type="dxa" w:w="2351"/>
+          </w:tcPr>
+          <w:p>
+            <w:r>
+              <w:rPr>
+                <w:sz w:val="20"/>
+              </w:rPr>
+              <w:t>—</w:t>
+            </w:r>
+          </w:p>
+        </w:tc>
+        <w:tc>
+          <w:tcPr>
+            <w:tcW w:type="dxa" w:w="2351"/>
+          </w:tcPr>
+          <w:p>
+            <w:r>
+              <w:rPr>
+                <w:sz w:val="20"/>
+              </w:rPr>
+              <w:t>AHEAD Table 1 operational threshold</w:t>
+            </w:r>
+          </w:p>
+        </w:tc>
+      </w:tr>
+      <w:tr>
+        <w:tc>
+          <w:tcPr>
+            <w:tcW w:type="dxa" w:w="2351"/>
+          </w:tcPr>
+          <w:p>
+            <w:r>
+              <w:rPr>
+                <w:sz w:val="20"/>
+              </w:rPr>
+              <w:t>Outlier detection: absolute diff &gt; 100 doses (AHEAD Method 5)</w:t>
             </w:r>
           </w:p>
         </w:tc>
@@ -3170,7 +4723,7 @@
               <w:rPr>
                 <w:sz w:val="20"/>
               </w:rPr>
-              <w:t>DTP1/DTP3 consistency (DHIS2 validation rules)</w:t>
+              <w:t>DTP1/DTP3 consistency check (30% relative or 100 absolute)</w:t>
             </w:r>
           </w:p>
         </w:tc>
@@ -3209,6 +4762,7 @@
               <w:rPr>
                 <w:sz w:val="20"/>
               </w:rPr>
+              <w:t>Monthly facility threshold per AHEAD guide</w:t>
             </w:r>
           </w:p>
         </w:tc>
@@ -3276,7 +4830,7 @@
               <w:rPr>
                 <w:sz w:val="20"/>
               </w:rPr>
-              <w:t>Two-way SMS conversation with confirmation loop</w:t>
+              <w:t>Two-way SMS with YES/NO confirmation before write-back</w:t>
             </w:r>
           </w:p>
         </w:tc>
@@ -3315,6 +4869,7 @@
               <w:rPr>
                 <w:sz w:val="20"/>
               </w:rPr>
+              <w:t>All DHIS2 write-back options require confirmation</w:t>
             </w:r>
           </w:p>
         </w:tc>
@@ -3435,7 +4990,7 @@
               <w:rPr>
                 <w:sz w:val="20"/>
               </w:rPr>
-              <w:t>Issue log web page (standalone Flask)</w:t>
+              <w:t>Issue log web page (standalone Flask, auto-refresh)</w:t>
             </w:r>
           </w:p>
         </w:tc>
@@ -3474,6 +5029,7 @@
               <w:rPr>
                 <w:sz w:val="20"/>
               </w:rPr>
+              <w:t>Dashboard at localhost:5001/issues</w:t>
             </w:r>
           </w:p>
         </w:tc>
@@ -3702,7 +5258,7 @@
               <w:rPr>
                 <w:sz w:val="20"/>
               </w:rPr>
-              <w:t>WhatsApp channel</w:t>
+              <w:t>WhatsApp channel (production / approved)</w:t>
             </w:r>
           </w:p>
         </w:tc>
@@ -3741,7 +5297,7 @@
               <w:rPr>
                 <w:sz w:val="20"/>
               </w:rPr>
-              <w:t>Requires Meta Business API approval (1-4 weeks)</w:t>
+              <w:t>Requires Meta Business API approval (1-4 weeks); sandbox available for demo</w:t>
             </w:r>
           </w:p>
         </w:tc>
@@ -4027,7 +5583,7 @@
           <w:color w:val="1F3A6E"/>
           <w:sz w:val="30"/>
         </w:rPr>
-        <w:t>10. Demo Script</w:t>
+        <w:t>13. Demo Script</w:t>
       </w:r>
     </w:p>
     <w:p>
@@ -4250,7 +5806,7 @@
               <w:rPr>
                 <w:sz w:val="20"/>
               </w:rPr>
-              <w:t>Type BCG=970 (meant 97) → outlier detected → option 4 → corrected to 97 in DHIS2</w:t>
+              <w:t>Type BCG=970 (meant 97) → outlier detected → option 4 → value entered → confirmed YES → corrected to 97 in DHIS2</w:t>
             </w:r>
           </w:p>
         </w:tc>
@@ -4343,7 +5899,7 @@
               <w:rPr>
                 <w:sz w:val="20"/>
               </w:rPr>
-              <w:t>Edit Penta3=90 &gt; Penta1=60 → validation rule → option 2 → both corrected</w:t>
+              <w:t>Edit Penta3=90 &gt; Penta1=60 → validation rule → option 2 → confirmed YES → both corrected</w:t>
             </w:r>
           </w:p>
         </w:tc>
@@ -4436,7 +5992,7 @@
               <w:rPr>
                 <w:sz w:val="20"/>
               </w:rPr>
-              <w:t>No data for prior month → agent flags → SUBMIT → recovery flow</w:t>
+              <w:t>No data for prior month → agent flags → SUBMIT → recovery flow → auto-close</w:t>
             </w:r>
           </w:p>
         </w:tc>
@@ -4529,7 +6085,7 @@
               <w:rPr>
                 <w:sz w:val="20"/>
               </w:rPr>
-              <w:t>Supervisor view: all issues, numbered-option threads, statuses</w:t>
+              <w:t>Supervisor view: all issues, full 5-turn threads with confirmation step, statuses</w:t>
             </w:r>
           </w:p>
         </w:tc>
@@ -4600,6 +6156,15 @@
       </w:pPr>
       <w:r>
         <w:t>Twilio account active and TWILIO_FROM_NUMBER configured in .env</w:t>
+      </w:r>
+    </w:p>
+    <w:p>
+      <w:pPr>
+        <w:pStyle w:val="ListBullet"/>
+        <w:ind w:left="360"/>
+      </w:pPr>
+      <w:r>
+        <w:t>TWILIO_WHATSAPP=true in .env (sandbox mode for demo) — presenter's phone has sent "join [keyword]" to +1 415 523 8886</w:t>
       </w:r>
     </w:p>
     <w:p/>
@@ -4617,7 +6182,7 @@
         <w:rPr>
           <w:sz w:val="21"/>
         </w:rPr>
-        <w:t>Demos A and B use June 2026 (202606) — a period with no data yet. Demo C uses May 2026 (202505) to show the missing report scenario for a prior month that was never formally completed.</w:t>
+        <w:t>Demos A and B use June 2026 (202606) — a period with no data yet. Demo C uses May 2026 (202605) to show the missing report scenario for a prior month that was never formally completed.</w:t>
       </w:r>
     </w:p>
     <w:p/>
@@ -4626,7 +6191,7 @@
         <w:rPr>
           <w:sz w:val="21"/>
         </w:rPr>
-        <w:t>Addi Arekay Health Center is a Health Center (tier 2). BCG under-1 baseline: ~97/month (range 80–115 across 22 months). Penta1 under-1: ~87. Penta3 under-1: ~71. Detection is within ~30 seconds via lastUpdated polling, or trigger instantly with: POST http://localhost:5001/api/scan</w:t>
+        <w:t>Addi Arekay Health Center is a Health Center (tier 2). BCG under-1 baseline: ~97/month (range 80–115 across 22 months). Penta1 under-1: ~87. Penta3 under-1: ~71. Outlier detection threshold: Z-score &gt; 2.0 SD OR absolute diff &gt; 100 doses. Detection is within ~30 seconds via lastUpdated polling, or trigger instantly with: POST http://localhost:5001/api/scan</w:t>
       </w:r>
     </w:p>
     <w:p/>
@@ -4647,7 +6212,7 @@
         <w:rPr>
           <w:sz w:val="21"/>
         </w:rPr>
-        <w:t>What this shows: Almaz enters her June 2026 BCG count with an extra zero — a realistic typo. The agent detects it against 22 months of baseline history and sends the numbered-option SMS. The full loop plays out in front of the audience in real time.</w:t>
+        <w:t>What this shows: Almaz enters her June 2026 BCG count with an extra zero — a realistic typo. The agent detects it against 22 months of baseline history (Z-score &gt; 2.0 SD threshold) and sends the numbered-option SMS. The full loop — including the YES/NO confirmation step — plays out in front of the audience in real time.</w:t>
       </w:r>
     </w:p>
     <w:p/>
@@ -4809,7 +6374,7 @@
         <w:ind w:left="360"/>
       </w:pPr>
       <w:r>
-        <w:t>Agent queries outlier detection: BCG = 970 vs 22-month mean ~97, z-score ~87 — clearly flagged</w:t>
+        <w:t>Agent runs outlier detection: BCG = 970 vs 22-month mean ~97. Z-score well above 2.0 SD threshold — flagged. Also exceeds 100-dose absolute diff threshold.</w:t>
       </w:r>
     </w:p>
     <w:p>
@@ -4818,7 +6383,7 @@
         <w:ind w:left="360"/>
       </w:pPr>
       <w:r>
-        <w:t>New issue created. Open http://localhost:5001/issues — issue appears as OPEN</w:t>
+        <w:t>New issue created. Open http://localhost:5001/issues — issue appears as NOTIFIED</w:t>
       </w:r>
     </w:p>
     <w:p/>
@@ -4841,23 +6406,25 @@
           <w:color w:val="333333"/>
           <w:sz w:val="17"/>
         </w:rPr>
-        <w:t>[DQ-XXXX] Addi Arekay HC, Jun 2026</w:t>
+        <w:t>AHEAD DQ Alert [DQ-XXXX]</w:t>
         <w:br/>
-        <w:t>BCG under-1: 970 (normal ~97, flagged)</w:t>
+        <w:t>Addi Arekay Health Center — Jun 2026</w:t>
+        <w:br/>
+        <w:t>BCG: 970 doses (expected 79–114)</w:t>
         <w:br/>
         <w:t>Reply with option number:</w:t>
         <w:br/>
-        <w:t>1. Replace with 6-month avg</w:t>
+        <w:t>1. Replace with 6-month average</w:t>
         <w:br/>
-        <w:t>2. Keep as-is (explain)</w:t>
+        <w:t>2. Keep as-is (no action)</w:t>
         <w:br/>
-        <w:t>3. Treat as zero</w:t>
+        <w:t>3. Set to zero</w:t>
         <w:br/>
-        <w:t>4. Replace with specific number</w:t>
+        <w:t>4. Replace with specific value</w:t>
         <w:br/>
-        <w:t>5. Use facility doses only</w:t>
+        <w:t>5. At health facility doses only</w:t>
         <w:br/>
-        <w:t>6. Use outreach doses only</w:t>
+        <w:t>6. Outreach doses only</w:t>
       </w:r>
     </w:p>
     <w:p>
@@ -4866,7 +6433,16 @@
         <w:ind w:left="360"/>
       </w:pPr>
       <w:r>
-        <w:t>Point out: numbered options mirror the AHEAD Excel dropdown exactly — same decision schema George's team uses today, now delivered by SMS</w:t>
+        <w:t>Point out: numbered options mirror the AHEAD reference guide (section 2.2) exactly — same decision schema George's team uses today, now delivered by SMS</w:t>
+      </w:r>
+    </w:p>
+    <w:p>
+      <w:pPr>
+        <w:pStyle w:val="ListBullet"/>
+        <w:ind w:left="360"/>
+      </w:pPr>
+      <w:r>
+        <w:t>Issue log status is now IN PROGRESS once the first reply arrives</w:t>
       </w:r>
     </w:p>
     <w:p/>
@@ -4875,7 +6451,7 @@
         <w:rPr>
           <w:sz w:val="21"/>
         </w:rPr>
-        <w:t>Step 5 — Select option 4 (replace with specific number)</w:t>
+        <w:t>Step 5 — Select option 4 (replace with specific value)</w:t>
       </w:r>
     </w:p>
     <w:p>
@@ -4907,9 +6483,9 @@
           <w:color w:val="333333"/>
           <w:sz w:val="17"/>
         </w:rPr>
-        <w:t>[DQ-XXXX] Option 4: replace with specific number.</w:t>
+        <w:t>[DQ-XXXX] Please reply with the correct value</w:t>
         <w:br/>
-        <w:t>Reply with the correct BCG under-1 value.</w:t>
+        <w:t>(numbers only, e.g. 97).</w:t>
       </w:r>
     </w:p>
     <w:p>
@@ -4927,7 +6503,7 @@
         <w:ind w:left="360"/>
       </w:pPr>
       <w:r>
-        <w:t>Agent applies the correction and sends:</w:t>
+        <w:t>Agent sends the YES/NO confirmation (issue log status: CONFIRMING):</w:t>
       </w:r>
     </w:p>
     <w:p>
@@ -4941,9 +6517,54 @@
           <w:color w:val="333333"/>
           <w:sz w:val="17"/>
         </w:rPr>
-        <w:t>[DQ-XXXX] Done. BCG under-1 updated to 97 at Addi Arekay HC.</w:t>
+        <w:t>[DQ-XXXX] Confirm change:</w:t>
         <w:br/>
-        <w:t>Decision logged. Issue closed.</w:t>
+        <w:t>BCG &lt;1yr — Addi Arekay Health Center (Jun 2026)</w:t>
+        <w:br/>
+        <w:t>970 -&gt; 97</w:t>
+        <w:br/>
+        <w:t>Reply YES to update DHIS2 or NO to re-enter.</w:t>
+      </w:r>
+    </w:p>
+    <w:p>
+      <w:pPr>
+        <w:pStyle w:val="ListBullet"/>
+        <w:ind w:left="360"/>
+      </w:pPr>
+      <w:r>
+        <w:t>Reply: YES</w:t>
+      </w:r>
+    </w:p>
+    <w:p>
+      <w:pPr>
+        <w:pStyle w:val="ListBullet"/>
+        <w:ind w:left="360"/>
+      </w:pPr>
+      <w:r>
+        <w:t>Agent applies the correction and sends:</w:t>
+      </w:r>
+    </w:p>
+    <w:p>
+      <w:pPr>
+        <w:ind w:left="576"/>
+        <w:shd w:val="clear" w:color="auto" w:fill="F2F2F2"/>
+      </w:pPr>
+      <w:r>
+        <w:rPr>
+          <w:rFonts w:ascii="Courier New" w:hAnsi="Courier New"/>
+          <w:color w:val="333333"/>
+          <w:sz w:val="17"/>
+        </w:rPr>
+        <w:t>[DQ-XXXX] Noted. Value corrected to 97 in DHIS2. Thank you.</w:t>
+      </w:r>
+    </w:p>
+    <w:p>
+      <w:pPr>
+        <w:pStyle w:val="ListBullet"/>
+        <w:ind w:left="360"/>
+      </w:pPr>
+      <w:r>
+        <w:t>Issue log status changes to RESOLVED</w:t>
       </w:r>
     </w:p>
     <w:p/>
@@ -4979,7 +6600,7 @@
         <w:ind w:left="360"/>
       </w:pPr>
       <w:r>
-        <w:t>Narrate: "The correction was written to DHIS2 by the agent. The audit log will show agent_service made this change — fully traceable."</w:t>
+        <w:t>Narrate: "The correction was written to DHIS2 by the agent after explicit YES confirmation. The audit log will show agent_service made this change — fully traceable."</w:t>
       </w:r>
     </w:p>
     <w:p/>
@@ -5006,7 +6627,7 @@
         <w:ind w:left="360"/>
       </w:pPr>
       <w:r>
-        <w:t>Issue log: DQ-XXXX | Outlier: BCG | Addi Arekay HC | RESOLVED | Option 4: specific number (97)</w:t>
+        <w:t>Issue log: DQ-XXXX | Outlier: BCG | Addi Arekay HC | RESOLVED | Option 4: specific value (97)</w:t>
       </w:r>
     </w:p>
     <w:p>
@@ -5015,7 +6636,7 @@
         <w:ind w:left="360"/>
       </w:pPr>
       <w:r>
-        <w:t>SMS thread: 4 messages — notification, "4", follow-up question, "97", resolution</w:t>
+        <w:t>SMS thread: 5 messages — notification, "4", follow-up question, "97", confirmation request, "YES", resolution (5 turns visible in log)</w:t>
       </w:r>
     </w:p>
     <w:p/>
@@ -5036,7 +6657,7 @@
         <w:rPr>
           <w:sz w:val="21"/>
         </w:rPr>
-        <w:t>What this shows: Almaz accidentally swaps her Penta1 and Penta3 figures. The EPI metadata package validation rule fires — Penta3 &gt; Penta1 by 50%, well above the 30% threshold for monthly facility data. Same form, same login.</w:t>
+        <w:t>What this shows: Almaz accidentally swaps her Penta1 and Penta3 figures. The agent fires — Penta3 &gt; Penta1 by 50%, above the 30% relative threshold for monthly facility data. Same form, same login.</w:t>
       </w:r>
     </w:p>
     <w:p/>
@@ -5117,7 +6738,7 @@
         <w:ind w:left="360"/>
       </w:pPr>
       <w:r>
-        <w:t>Agent runs the DHIS2 validation check. Built-in EPI rule fires: Penta3 (90) &gt; Penta1 (60)</w:t>
+        <w:t>Agent runs DTP check. Relative difference: (90-60)/60 = 50% — above the 30% threshold. Absolute diff = 30 — below 100 but relative threshold fires.</w:t>
       </w:r>
     </w:p>
     <w:p>
@@ -5126,16 +6747,7 @@
         <w:ind w:left="360"/>
       </w:pPr>
       <w:r>
-        <w:t>Relative difference: (90-60)/60 = 50% — above the 30% threshold for monthly facility data</w:t>
-      </w:r>
-    </w:p>
-    <w:p>
-      <w:pPr>
-        <w:pStyle w:val="ListBullet"/>
-        <w:ind w:left="360"/>
-      </w:pPr>
-      <w:r>
-        <w:t>New issue created and visible in http://localhost:5001/issues</w:t>
+        <w:t>New issue created and visible in http://localhost:5001/issues as NOTIFIED</w:t>
       </w:r>
     </w:p>
     <w:p/>
@@ -5158,7 +6770,9 @@
           <w:color w:val="333333"/>
           <w:sz w:val="17"/>
         </w:rPr>
-        <w:t>[DQ-XXXX] Addi Arekay HC, Jun 2026</w:t>
+        <w:t>AHEAD DQ Alert [DQ-XXXX]</w:t>
+        <w:br/>
+        <w:t>Addi Arekay Health Center — Jun 2026</w:t>
         <w:br/>
         <w:t>Penta1 under-1: 60 | Penta3 under-1: 90</w:t>
         <w:br/>
@@ -5166,15 +6780,15 @@
         <w:br/>
         <w:t>Reply with option number:</w:t>
         <w:br/>
-        <w:t>1. Keep as-is (explain)</w:t>
+        <w:t>1. Keep as-is</w:t>
         <w:br/>
-        <w:t>2. Set both to Penta1 value (60)</w:t>
+        <w:t>2. Use DTP1 value for both</w:t>
         <w:br/>
-        <w:t>3. Set both to Penta3 value (90)</w:t>
+        <w:t>3. Use DTP3 value for both</w:t>
         <w:br/>
-        <w:t>4. Replace with specific values</w:t>
+        <w:t>4. Replace with specific value</w:t>
         <w:br/>
-        <w:t>5. Other (explain)</w:t>
+        <w:t>5. Other</w:t>
       </w:r>
     </w:p>
     <w:p>
@@ -5183,7 +6797,7 @@
         <w:ind w:left="360"/>
       </w:pPr>
       <w:r>
-        <w:t>Narrate: "The 3rd dose cannot exceed the 1st dose — dropout only goes one direction. The agent surfaces the gap (50%) and gives Almaz the same options she'd see in the Excel sheet."</w:t>
+        <w:t>Narrate: "The 3rd dose cannot exceed the 1st dose — dropout only goes one direction. The agent surfaces the gap (50%) and gives Almaz the same options she'd see in the AHEAD reference guide."</w:t>
       </w:r>
     </w:p>
     <w:p/>
@@ -5192,7 +6806,7 @@
         <w:rPr>
           <w:sz w:val="21"/>
         </w:rPr>
-        <w:t>Step 4 — Select option 4 (replace with specific values) to restore the correct numbers</w:t>
+        <w:t>Step 4 — Select option 2 (use DTP1 value for both) to demonstrate the confirmation step</w:t>
       </w:r>
     </w:p>
     <w:p>
@@ -5201,7 +6815,7 @@
         <w:ind w:left="360"/>
       </w:pPr>
       <w:r>
-        <w:t>Narrate: "Almaz knows the real numbers — Penta1 is 88 and Penta3 is 72. She selects option 4 to enter both."</w:t>
+        <w:t>Narrate: "Almaz knows that Penta1 (60) is the correct reference. She selects option 2."</w:t>
       </w:r>
     </w:p>
     <w:p>
@@ -5210,7 +6824,7 @@
         <w:ind w:left="360"/>
       </w:pPr>
       <w:r>
-        <w:t>Reply: 4</w:t>
+        <w:t>Reply: 2</w:t>
       </w:r>
     </w:p>
     <w:p>
@@ -5219,7 +6833,7 @@
         <w:ind w:left="360"/>
       </w:pPr>
       <w:r>
-        <w:t>Agent sends:</w:t>
+        <w:t>Agent sends the YES/NO confirmation (issue log: CONFIRMING):</w:t>
       </w:r>
     </w:p>
     <w:p>
@@ -5233,11 +6847,13 @@
           <w:color w:val="333333"/>
           <w:sz w:val="17"/>
         </w:rPr>
-        <w:t>[DQ-XXXX] Option 4: replace with specific values.</w:t>
+        <w:t>[DQ-XXXX] Confirm change:</w:t>
         <w:br/>
-        <w:t>Reply with correct Penta1 and Penta3 under-1</w:t>
+        <w:t>Penta3 &lt;1yr — Addi Arekay Health Center (Jun 2026)</w:t>
         <w:br/>
-        <w:t>separated by comma. (e.g., 45,42)</w:t>
+        <w:t>90 -&gt; 60 (set to DTP1 value)</w:t>
+        <w:br/>
+        <w:t>Reply YES to update DHIS2 or NO to choose again.</w:t>
       </w:r>
     </w:p>
     <w:p>
@@ -5246,7 +6862,7 @@
         <w:ind w:left="360"/>
       </w:pPr>
       <w:r>
-        <w:t>Reply: 88,72</w:t>
+        <w:t>Reply: YES</w:t>
       </w:r>
     </w:p>
     <w:p>
@@ -5255,7 +6871,7 @@
         <w:ind w:left="360"/>
       </w:pPr>
       <w:r>
-        <w:t>Agent applies both and sends:</w:t>
+        <w:t>Agent applies and sends:</w:t>
       </w:r>
     </w:p>
     <w:p>
@@ -5269,9 +6885,7 @@
           <w:color w:val="333333"/>
           <w:sz w:val="17"/>
         </w:rPr>
-        <w:t>[DQ-XXXX] Done. Penta1 under-1 = 88, Penta3 under-1 = 72.</w:t>
-        <w:br/>
-        <w:t>Decision logged. Issue closed.</w:t>
+        <w:t>[DQ-XXXX] Noted. Value corrected to 60 in DHIS2. Thank you.</w:t>
       </w:r>
     </w:p>
     <w:p/>
@@ -5289,7 +6903,7 @@
         <w:ind w:left="360"/>
       </w:pPr>
       <w:r>
-        <w:t>Refresh Addi Arekay HC / June 2026: Penta1 under-1 = 88, Penta3 under-1 = 72</w:t>
+        <w:t>Refresh Addi Arekay HC / June 2026: Penta3 under-1 = 60 (corrected to match Penta1)</w:t>
       </w:r>
     </w:p>
     <w:p>
@@ -5298,7 +6912,7 @@
         <w:ind w:left="360"/>
       </w:pPr>
       <w:r>
-        <w:t>Issue log: DQ-XXXX | DTP3 &gt; DTP1 | Addi Arekay HC | RESOLVED | Option 4: specific values (88, 72)</w:t>
+        <w:t>Issue log: DQ-XXXX | DTP3 &gt; DTP1 | Addi Arekay HC | RESOLVED | Option 2: use DTP1 value (60)</w:t>
       </w:r>
     </w:p>
     <w:p/>
@@ -5316,7 +6930,7 @@
         <w:ind w:left="360"/>
       </w:pPr>
       <w:r>
-        <w:t>DHIS2: Addi Arekay HC, Jun 2026, Penta1=88, Penta3=72 — both corrected</w:t>
+        <w:t>DHIS2: Addi Arekay HC, Jun 2026, Penta1=60, Penta3=60 — Penta3 corrected to match Penta1</w:t>
       </w:r>
     </w:p>
     <w:p>
@@ -5325,7 +6939,7 @@
         <w:ind w:left="360"/>
       </w:pPr>
       <w:r>
-        <w:t>SMS thread: 4 messages — notification, "4", follow-up question, "88,72", resolution</w:t>
+        <w:t>SMS thread: 4 messages — notification, "2", confirmation request, "YES", resolution</w:t>
       </w:r>
     </w:p>
     <w:p/>
@@ -5441,21 +7055,23 @@
           <w:color w:val="333333"/>
           <w:sz w:val="17"/>
         </w:rPr>
-        <w:t>[DQ-XXXX] Addi Arekay HC</w:t>
+        <w:t>AHEAD DQ Alert [DQ-XXXX]</w:t>
+        <w:br/>
+        <w:t>Addi Arekay Health Center</w:t>
         <w:br/>
         <w:t>No completed EPI report for May 2026.</w:t>
         <w:br/>
         <w:t>Can you submit the report? Reply SUBMIT.</w:t>
         <w:br/>
-        <w:t>Or if unavailable, select:</w:t>
+        <w:t>Or if data is unavailable, select:</w:t>
         <w:br/>
-        <w:t>1. Replace with 6-month avg</w:t>
+        <w:t>1. Will submit by [date]</w:t>
         <w:br/>
-        <w:t>2. Replace with zero (closed/no service)</w:t>
+        <w:t>2. Data cannot be recovered</w:t>
         <w:br/>
-        <w:t>3. Replace with specific values</w:t>
+        <w:t>3. Facility closed / no service that month</w:t>
         <w:br/>
-        <w:t>4. Remove from analysis</w:t>
+        <w:t>4. Other</w:t>
       </w:r>
     </w:p>
     <w:p>
@@ -5464,7 +7080,7 @@
         <w:ind w:left="360"/>
       </w:pPr>
       <w:r>
-        <w:t>Point out: SUBMIT appears first — the AHEAD methodology says recovery beats imputation; only choose a cleaning option if the report genuinely cannot be found</w:t>
+        <w:t>Point out: SUBMIT appears first — the AHEAD methodology says recovery beats imputation; only choose a cleaning option if the report genuinely cannot be found. Options 2 and 3 are flagged for HQ zero imputation rather than being auto-written.</w:t>
       </w:r>
     </w:p>
     <w:p/>
@@ -5509,7 +7125,7 @@
         <w:br/>
         <w:t>Issue will close automatically once your</w:t>
         <w:br/>
-        <w:t>report is marked complete.</w:t>
+        <w:t>submission appears.</w:t>
       </w:r>
     </w:p>
     <w:p>
@@ -5609,7 +7225,7 @@
         <w:rPr>
           <w:sz w:val="21"/>
         </w:rPr>
-        <w:t>What this shows: The standalone supervisor view. George's team uses this to monitor all DQ activity across Ethiopia — every issue the agent detected, every SMS sent, every decision made — without ever logging into DHIS2.</w:t>
+        <w:t>What this shows: The standalone supervisor view. George's team uses this to monitor all DQ activity across Ethiopia — every issue the agent detected, every SMS sent, every decision made — without ever logging into DHIS2. The dashboard auto-refreshes every 10 seconds.</w:t>
       </w:r>
     </w:p>
     <w:p/>
@@ -5708,7 +7324,7 @@
         <w:ind w:left="360"/>
       </w:pPr>
       <w:r>
-        <w:t>The thread shows: initial notification → "4" (option selected) → follow-up question → "97" (value given) → resolution</w:t>
+        <w:t>The thread shows: initial notification → "4" (option selected) → follow-up question → "97" (value given) → confirmation request → "YES" → resolution</w:t>
       </w:r>
     </w:p>
     <w:p>
@@ -5717,7 +7333,7 @@
         <w:ind w:left="360"/>
       </w:pPr>
       <w:r>
-        <w:t>Narrate: "This is the audit trail. It captures the same information the Excel dropdown captured — which option was chosen, what the corrected value is — but in real time, with the full conversation history."</w:t>
+        <w:t>Narrate: "This is the audit trail. It captures the same information the Excel dropdown captured — which option was chosen, what the corrected value is — but in real time, with the full conversation history including the explicit confirmation step."</w:t>
       </w:r>
     </w:p>
     <w:p/>
@@ -5726,7 +7342,7 @@
         <w:rPr>
           <w:sz w:val="21"/>
         </w:rPr>
-        <w:t>Step 4 — Show the decision schema link</w:t>
+        <w:t>Step 4 — Point out the status progression column</w:t>
       </w:r>
     </w:p>
     <w:p>
@@ -5735,7 +7351,7 @@
         <w:ind w:left="360"/>
       </w:pPr>
       <w:r>
-        <w:t>Point out: the issue record shows "Option 4: specific number (97)" — the equivalent of an Excel dropdown selection</w:t>
+        <w:t>Issue record shows status: RESOLVED, and the status history: OPEN → NOTIFIED → IN PROGRESS → CONFIRMING → RESOLVED</w:t>
       </w:r>
     </w:p>
     <w:p>
@@ -5744,7 +7360,7 @@
         <w:ind w:left="360"/>
       </w:pPr>
       <w:r>
-        <w:t>Narrate: "Every decision maps directly to the AHEAD response schema that George's team already uses. The cleaned dataset output would come from these logged decisions, exactly like it does today from the Excel files."</w:t>
+        <w:t>Narrate: "The CONFIRMING state is new — it represents the moment between the worker providing a value and actually writing to DHIS2. No data is changed until YES is received. That's the key safety guarantee."</w:t>
       </w:r>
     </w:p>
     <w:p/>
@@ -5762,7 +7378,7 @@
         <w:ind w:left="360"/>
       </w:pPr>
       <w:r>
-        <w:t>Audience has seen the complete loop: facility entry → real-time detection → numbered SMS options → correction applied → audit log with full thread</w:t>
+        <w:t>Audience has seen the complete loop: facility entry → real-time detection → numbered SMS options → value entry → YES/NO confirmation → correction applied → audit log with full thread</w:t>
       </w:r>
     </w:p>
     <w:p>
@@ -5771,7 +7387,7 @@
         <w:ind w:left="360"/>
       </w:pPr>
       <w:r>
-        <w:t>Issue log shows 3 resolved issues for Addi Arekay HC across two periods, with decision records</w:t>
+        <w:t>Issue log shows 3 resolved issues for Addi Arekay HC across two periods, with decision records and status progression</w:t>
       </w:r>
     </w:p>
     <w:p/>
@@ -5840,6 +7456,34 @@
               <w:rPr>
                 <w:sz w:val="20"/>
               </w:rPr>
+              <w:t>Why is there a YES/NO confirmation step?</w:t>
+            </w:r>
+          </w:p>
+        </w:tc>
+        <w:tc>
+          <w:tcPr>
+            <w:tcW w:type="dxa" w:w="4703"/>
+          </w:tcPr>
+          <w:p>
+            <w:r>
+              <w:rPr>
+                <w:sz w:val="20"/>
+              </w:rPr>
+              <w:t>No data is written to DHIS2 until the worker explicitly confirms. This prevents the agent from applying a value the worker typed by accident and gives a clear moment in the audit trail where the human approved the change.</w:t>
+            </w:r>
+          </w:p>
+        </w:tc>
+      </w:tr>
+      <w:tr>
+        <w:tc>
+          <w:tcPr>
+            <w:tcW w:type="dxa" w:w="4703"/>
+          </w:tcPr>
+          <w:p>
+            <w:r>
+              <w:rPr>
+                <w:sz w:val="20"/>
+              </w:rPr>
               <w:t>Why numbered options instead of free text?</w:t>
             </w:r>
           </w:p>
@@ -5853,7 +7497,7 @@
               <w:rPr>
                 <w:sz w:val="20"/>
               </w:rPr>
-              <w:t>These are the same fixed categories in the current AHEAD Excel dropdowns. Using them means the agent captures exactly the same decisions the manual process captures, in a format the AHEAD team already understands.</w:t>
+              <w:t>These are the same fixed categories in the current AHEAD reference guide (sections 2.2–2.4). Using them means the agent captures exactly the same decisions the manual process captures, in a format the AHEAD team already understands.</w:t>
             </w:r>
           </w:p>
         </w:tc>
@@ -5937,7 +7581,7 @@
               <w:rPr>
                 <w:sz w:val="20"/>
               </w:rPr>
-              <w:t>No. Standard SMS only. Works on any phone, including basic feature phones without internet.</w:t>
+              <w:t>No. Standard SMS only. Works on any phone, including basic feature phones without internet. For the demo, the Twilio WhatsApp sandbox is used; production uses standard SMS.</w:t>
             </w:r>
           </w:p>
         </w:tc>
@@ -5993,7 +7637,7 @@
               <w:rPr>
                 <w:sz w:val="20"/>
               </w:rPr>
-              <w:t>The agent logs every numbered option selection and the exact value applied. The issue thread is a complete audit trail. If a mistake is made, the AHEAD team can see it in the log and manually correct in DHIS2.</w:t>
+              <w:t>The agent logs every option selection, every confirmed value, and the exact write-back applied. The confirmation step means the facility worker saw and approved the exact change. The issue thread is a complete audit trail. If a mistake is made, the AHEAD team can see it in the log and manually correct in DHIS2.</w:t>
             </w:r>
           </w:p>
         </w:tc>
@@ -6022,6 +7666,34 @@
                 <w:sz w:val="20"/>
               </w:rPr>
               <w:t>They escalate automatically through the hierarchy (facility → woreda → zone → region → national digest) and remain open in the log indefinitely until closed.</w:t>
+            </w:r>
+          </w:p>
+        </w:tc>
+      </w:tr>
+      <w:tr>
+        <w:tc>
+          <w:tcPr>
+            <w:tcW w:type="dxa" w:w="4703"/>
+          </w:tcPr>
+          <w:p>
+            <w:r>
+              <w:rPr>
+                <w:sz w:val="20"/>
+              </w:rPr>
+              <w:t>What DQ methods does the MVP implement?</w:t>
+            </w:r>
+          </w:p>
+        </w:tc>
+        <w:tc>
+          <w:tcPr>
+            <w:tcW w:type="dxa" w:w="4703"/>
+          </w:tcPr>
+          <w:p>
+            <w:r>
+              <w:rPr>
+                <w:sz w:val="20"/>
+              </w:rPr>
+              <w:t>Two of the five AHEAD methods: SD-based outlier detection (Method 1, Z-score &gt; 2.0 SD) and absolute difference checks (Method 5, &gt; 100 doses). DTP consistency uses a 30% relative or 100 absolute dose threshold per the AHEAD guide.</w:t>
             </w:r>
           </w:p>
         </w:tc>

--- a/docs/AHEAD_AI_UX_Workflow.docx
+++ b/docs/AHEAD_AI_UX_Workflow.docx
@@ -6657,7 +6657,7 @@
         <w:rPr>
           <w:sz w:val="21"/>
         </w:rPr>
-        <w:t>What this shows: Almaz accidentally swaps her Penta1 and Penta3 figures. The agent fires — Penta3 &gt; Penta1 by 50%, above the 30% relative threshold for monthly facility data. Same form, same login.</w:t>
+        <w:t>What this shows: Almaz accidentally enters a higher value for Penta3 (DTP3) than for Penta1 (DTP1). This is biologically impossible — more children cannot have completed the vaccine series than started it. The agent detects the gap (50% relative difference, above the 30% AHEAD threshold), sends an alert with the same response options as the AHEAD Excel dropdown, and automatically corrects the value in DHIS2 after confirmation.</w:t>
       </w:r>
     </w:p>
     <w:p/>
@@ -6666,7 +6666,7 @@
         <w:rPr>
           <w:sz w:val="21"/>
         </w:rPr>
-        <w:t>Step 1 — Edit the same June 2026 form</w:t>
+        <w:t>Step 1 — Navigate to the same June 2026 form</w:t>
       </w:r>
     </w:p>
     <w:p>
@@ -6675,7 +6675,7 @@
         <w:ind w:left="360"/>
       </w:pPr>
       <w:r>
-        <w:t>Still logged in as eth_facility_01. Navigate back to Addi Arekay HC / June 2026.</w:t>
+        <w:t>Still logged in as eth_facility_01.</w:t>
       </w:r>
     </w:p>
     <w:p>
@@ -6684,34 +6684,7 @@
         <w:ind w:left="360"/>
       </w:pPr>
       <w:r>
-        <w:t>BCG is now 97 (corrected in Demo A). The Penta values currently read: Penta1 under-1: 88, Penta3 under-1: 72.</w:t>
-      </w:r>
-    </w:p>
-    <w:p>
-      <w:pPr>
-        <w:pStyle w:val="ListBullet"/>
-        <w:ind w:left="360"/>
-      </w:pPr>
-      <w:r>
-        <w:t>Update: Penta1 under-1 = 60, Penta3 under-1 = 90</w:t>
-      </w:r>
-    </w:p>
-    <w:p>
-      <w:pPr>
-        <w:pStyle w:val="ListBullet"/>
-        <w:ind w:left="360"/>
-      </w:pPr>
-      <w:r>
-        <w:t>Narrate: "Almaz has swapped the Penta1 and Penta3 figures — maybe copied from the wrong row on her tally sheet."</w:t>
-      </w:r>
-    </w:p>
-    <w:p>
-      <w:pPr>
-        <w:pStyle w:val="ListBullet"/>
-        <w:ind w:left="360"/>
-      </w:pPr>
-      <w:r>
-        <w:t>Click Save</w:t>
+        <w:t>Data Entry → Addi Arekay Health Center → EPI - Routine vaccine delivery → June 2026</w:t>
       </w:r>
     </w:p>
     <w:p/>
@@ -6720,7 +6693,7 @@
         <w:rPr>
           <w:sz w:val="21"/>
         </w:rPr>
-        <w:t>Step 2 — Agent detects the DTP violation (~30 seconds)</w:t>
+        <w:t>Step 2 — Enter the inconsistent values</w:t>
       </w:r>
     </w:p>
     <w:p>
@@ -6729,7 +6702,7 @@
         <w:ind w:left="360"/>
       </w:pPr>
       <w:r>
-        <w:t>Wait or POST http://localhost:5001/api/scan</w:t>
+        <w:t>In the Vaccinations - children table:</w:t>
       </w:r>
     </w:p>
     <w:p>
@@ -6738,7 +6711,7 @@
         <w:ind w:left="360"/>
       </w:pPr>
       <w:r>
-        <w:t>Agent runs DTP check. Relative difference: (90-60)/60 = 50% — above the 30% threshold. Absolute diff = 30 — below 100 but relative threshold fires.</w:t>
+        <w:t>DPT-HepB-HIB 1, &lt; 1 year: type 60, press Tab</w:t>
       </w:r>
     </w:p>
     <w:p>
@@ -6747,7 +6720,34 @@
         <w:ind w:left="360"/>
       </w:pPr>
       <w:r>
-        <w:t>New issue created and visible in http://localhost:5001/issues as NOTIFIED</w:t>
+        <w:t>DPT-HepB-HIB 3, &lt; 1 year: type 90, press Tab</w:t>
+      </w:r>
+    </w:p>
+    <w:p>
+      <w:pPr>
+        <w:pStyle w:val="ListBullet"/>
+        <w:ind w:left="360"/>
+      </w:pPr>
+      <w:r>
+        <w:t>Both fields turn green (saved).</w:t>
+      </w:r>
+    </w:p>
+    <w:p>
+      <w:pPr>
+        <w:pStyle w:val="ListBullet"/>
+        <w:ind w:left="360"/>
+      </w:pPr>
+      <w:r>
+        <w:t>Narrate: "Almaz copied the figures from her paper tally sheet but swapped the rows. DTP3 = 90 &gt; DTP1 = 60 is epidemiologically impossible — dropout only flows one direction."</w:t>
+      </w:r>
+    </w:p>
+    <w:p>
+      <w:pPr>
+        <w:pStyle w:val="ListBullet"/>
+        <w:ind w:left="360"/>
+      </w:pPr>
+      <w:r>
+        <w:t>Threshold: |(90-60)/60| = 50% relative gap, above the 30% AHEAD facility-monthly threshold.</w:t>
       </w:r>
     </w:p>
     <w:p/>
@@ -6756,48 +6756,16 @@
         <w:rPr>
           <w:sz w:val="21"/>
         </w:rPr>
-        <w:t>Step 3 — SMS arrives</w:t>
+        <w:t>Step 3 — Watch the issue log (~30 seconds)</w:t>
       </w:r>
     </w:p>
     <w:p>
       <w:pPr>
-        <w:ind w:left="576"/>
-        <w:shd w:val="clear" w:color="auto" w:fill="F2F2F2"/>
-      </w:pPr>
-      <w:r>
-        <w:rPr>
-          <w:rFonts w:ascii="Courier New" w:hAnsi="Courier New"/>
-          <w:color w:val="333333"/>
-          <w:sz w:val="17"/>
-        </w:rPr>
-        <w:t>AHEAD DQ Alert [DQ-XXXX]</w:t>
-        <w:br/>
-        <w:t>Addi Arekay Health Center — Jun 2026</w:t>
-        <w:br/>
-        <w:t>Penta1 under-1: 60 | Penta3 under-1: 90</w:t>
-        <w:br/>
-        <w:t>Penta3 exceeds Penta1 by 50%.</w:t>
-        <w:br/>
-        <w:t>Reply with option number:</w:t>
-        <w:br/>
-        <w:t>1. Keep as-is</w:t>
-        <w:br/>
-        <w:t>2. Use DTP1 value for both</w:t>
-        <w:br/>
-        <w:t>3. Use DTP3 value for both</w:t>
-        <w:br/>
-        <w:t>4. Replace with specific value</w:t>
-        <w:br/>
-        <w:t>5. Other</w:t>
-      </w:r>
-    </w:p>
-    <w:p>
-      <w:pPr>
         <w:pStyle w:val="ListBullet"/>
         <w:ind w:left="360"/>
       </w:pPr>
       <w:r>
-        <w:t>Narrate: "The 3rd dose cannot exceed the 1st dose — dropout only goes one direction. The agent surfaces the gap (50%) and gives Almaz the same options she'd see in the AHEAD reference guide."</w:t>
+        <w:t>At http://localhost:5001/issues a new row appears: Type=DTP, Facility=Addi Arekay HC, Value=90, Status=NOTIFIED</w:t>
       </w:r>
     </w:p>
     <w:p/>
@@ -6806,34 +6774,7 @@
         <w:rPr>
           <w:sz w:val="21"/>
         </w:rPr>
-        <w:t>Step 4 — Select option 2 (use DTP1 value for both) to demonstrate the confirmation step</w:t>
-      </w:r>
-    </w:p>
-    <w:p>
-      <w:pPr>
-        <w:pStyle w:val="ListBullet"/>
-        <w:ind w:left="360"/>
-      </w:pPr>
-      <w:r>
-        <w:t>Narrate: "Almaz knows that Penta1 (60) is the correct reference. She selects option 2."</w:t>
-      </w:r>
-    </w:p>
-    <w:p>
-      <w:pPr>
-        <w:pStyle w:val="ListBullet"/>
-        <w:ind w:left="360"/>
-      </w:pPr>
-      <w:r>
-        <w:t>Reply: 2</w:t>
-      </w:r>
-    </w:p>
-    <w:p>
-      <w:pPr>
-        <w:pStyle w:val="ListBullet"/>
-        <w:ind w:left="360"/>
-      </w:pPr>
-      <w:r>
-        <w:t>Agent sends the YES/NO confirmation (issue log: CONFIRMING):</w:t>
+        <w:t>Step 4 — WhatsApp alert arrives</w:t>
       </w:r>
     </w:p>
     <w:p>
@@ -6847,13 +6788,24 @@
           <w:color w:val="333333"/>
           <w:sz w:val="17"/>
         </w:rPr>
-        <w:t>[DQ-XXXX] Confirm change:</w:t>
+        <w:t>AHEAD DQ Alert [DQ-YYYY]</w:t>
         <w:br/>
-        <w:t>Penta3 &lt;1yr — Addi Arekay Health Center (Jun 2026)</w:t>
+        <w:t>Addi Arekay Health Center — Jun 2026</w:t>
         <w:br/>
-        <w:t>90 -&gt; 60 (set to DTP1 value)</w:t>
+        <w:t>DTP1=60, DTP3=90 (DTP3 &gt; DTP1, gap: 50%)</w:t>
         <w:br/>
-        <w:t>Reply YES to update DHIS2 or NO to choose again.</w:t>
+        <w:br/>
+        <w:t>Reply with option number:</w:t>
+        <w:br/>
+        <w:t>1. Keep as-is (no action)</w:t>
+        <w:br/>
+        <w:t>2. Use DTP1 value for both</w:t>
+        <w:br/>
+        <w:t>3. Use DTP3 value for both</w:t>
+        <w:br/>
+        <w:t>4. Replace with specific value</w:t>
+        <w:br/>
+        <w:t>5. Other reason</w:t>
       </w:r>
     </w:p>
     <w:p>
@@ -6862,30 +6814,7 @@
         <w:ind w:left="360"/>
       </w:pPr>
       <w:r>
-        <w:t>Reply: YES</w:t>
-      </w:r>
-    </w:p>
-    <w:p>
-      <w:pPr>
-        <w:pStyle w:val="ListBullet"/>
-        <w:ind w:left="360"/>
-      </w:pPr>
-      <w:r>
-        <w:t>Agent applies and sends:</w:t>
-      </w:r>
-    </w:p>
-    <w:p>
-      <w:pPr>
-        <w:ind w:left="576"/>
-        <w:shd w:val="clear" w:color="auto" w:fill="F2F2F2"/>
-      </w:pPr>
-      <w:r>
-        <w:rPr>
-          <w:rFonts w:ascii="Courier New" w:hAnsi="Courier New"/>
-          <w:color w:val="333333"/>
-          <w:sz w:val="17"/>
-        </w:rPr>
-        <w:t>[DQ-XXXX] Noted. Value corrected to 60 in DHIS2. Thank you.</w:t>
+        <w:t>Narrate: "The options match the AHEAD Excel dropdown exactly — same schema, just delivered by WhatsApp instead of email."</w:t>
       </w:r>
     </w:p>
     <w:p/>
@@ -6894,7 +6823,7 @@
         <w:rPr>
           <w:sz w:val="21"/>
         </w:rPr>
-        <w:t>Step 5 — Show in DHIS2 and issue log</w:t>
+        <w:t>Step 5 — Select option 2 (use DTP1 for both)</w:t>
       </w:r>
     </w:p>
     <w:p>
@@ -6903,7 +6832,7 @@
         <w:ind w:left="360"/>
       </w:pPr>
       <w:r>
-        <w:t>Refresh Addi Arekay HC / June 2026: Penta3 under-1 = 60 (corrected to match Penta1)</w:t>
+        <w:t>Narrate: "Almaz knows Penta1 = 60 is correct. She selects option 2 — agent will set DTP3 to match DTP1."</w:t>
       </w:r>
     </w:p>
     <w:p>
@@ -6912,7 +6841,103 @@
         <w:ind w:left="360"/>
       </w:pPr>
       <w:r>
-        <w:t>Issue log: DQ-XXXX | DTP3 &gt; DTP1 | Addi Arekay HC | RESOLVED | Option 2: use DTP1 value (60)</w:t>
+        <w:t>Reply: 2</w:t>
+      </w:r>
+    </w:p>
+    <w:p>
+      <w:pPr>
+        <w:pStyle w:val="ListBullet"/>
+        <w:ind w:left="360"/>
+      </w:pPr>
+      <w:r>
+        <w:t>Issue log updates to CONFIRMING. Agent sends:</w:t>
+      </w:r>
+    </w:p>
+    <w:p>
+      <w:pPr>
+        <w:ind w:left="576"/>
+        <w:shd w:val="clear" w:color="auto" w:fill="F2F2F2"/>
+      </w:pPr>
+      <w:r>
+        <w:rPr>
+          <w:rFonts w:ascii="Courier New" w:hAnsi="Courier New"/>
+          <w:color w:val="333333"/>
+          <w:sz w:val="17"/>
+        </w:rPr>
+        <w:t>[DQ-YYYY] Confirm: Set DTP3 to match DTP1 (60)</w:t>
+        <w:br/>
+        <w:t>Addi Arekay Health Center (Jun 2026)</w:t>
+        <w:br/>
+        <w:br/>
+        <w:t>Reply YES to update DHIS2 or NO to choose again.</w:t>
+      </w:r>
+    </w:p>
+    <w:p/>
+    <w:p>
+      <w:r>
+        <w:rPr>
+          <w:sz w:val="21"/>
+        </w:rPr>
+        <w:t>Step 6 — Confirm</w:t>
+      </w:r>
+    </w:p>
+    <w:p>
+      <w:pPr>
+        <w:pStyle w:val="ListBullet"/>
+        <w:ind w:left="360"/>
+      </w:pPr>
+      <w:r>
+        <w:t>Reply: YES</w:t>
+      </w:r>
+    </w:p>
+    <w:p>
+      <w:pPr>
+        <w:pStyle w:val="ListBullet"/>
+        <w:ind w:left="360"/>
+      </w:pPr>
+      <w:r>
+        <w:t>Agent writes Penta3 = 60 to DHIS2. Issue log updates to RESOLVED. Confirmation:</w:t>
+      </w:r>
+    </w:p>
+    <w:p>
+      <w:pPr>
+        <w:ind w:left="576"/>
+        <w:shd w:val="clear" w:color="auto" w:fill="F2F2F2"/>
+      </w:pPr>
+      <w:r>
+        <w:rPr>
+          <w:rFonts w:ascii="Courier New" w:hAnsi="Courier New"/>
+          <w:color w:val="333333"/>
+          <w:sz w:val="17"/>
+        </w:rPr>
+        <w:t>[DQ-YYYY] Noted. DTP3 set to match DTP1 (60) in DHIS2. Thank you.</w:t>
+      </w:r>
+    </w:p>
+    <w:p/>
+    <w:p>
+      <w:r>
+        <w:rPr>
+          <w:sz w:val="21"/>
+        </w:rPr>
+        <w:t>Step 7 — Verify in DHIS2</w:t>
+      </w:r>
+    </w:p>
+    <w:p>
+      <w:pPr>
+        <w:pStyle w:val="ListBullet"/>
+        <w:ind w:left="360"/>
+      </w:pPr>
+      <w:r>
+        <w:t>Refresh the Addi Arekay HC / June 2026 form.</w:t>
+      </w:r>
+    </w:p>
+    <w:p>
+      <w:pPr>
+        <w:pStyle w:val="ListBullet"/>
+        <w:ind w:left="360"/>
+      </w:pPr>
+      <w:r>
+        <w:t>DPT-HepB-HIB 3, &lt; 1 year now shows 60 (updated by agent_service, matching DTP1).</w:t>
       </w:r>
     </w:p>
     <w:p/>
@@ -6930,7 +6955,7 @@
         <w:ind w:left="360"/>
       </w:pPr>
       <w:r>
-        <w:t>DHIS2: Addi Arekay HC, Jun 2026, Penta1=60, Penta3=60 — Penta3 corrected to match Penta1</w:t>
+        <w:t>DHIS2: DTP1=60, DTP3=60 — Penta3 corrected to match Penta1</w:t>
       </w:r>
     </w:p>
     <w:p>
@@ -6939,7 +6964,16 @@
         <w:ind w:left="360"/>
       </w:pPr>
       <w:r>
-        <w:t>SMS thread: 4 messages — notification, "2", confirmation request, "YES", resolution</w:t>
+        <w:t>Issue log: RESOLVED — "DTP3 set to match DTP1 (60) in DHIS2."</w:t>
+      </w:r>
+    </w:p>
+    <w:p>
+      <w:pPr>
+        <w:pStyle w:val="ListBullet"/>
+        <w:ind w:left="360"/>
+      </w:pPr>
+      <w:r>
+        <w:t>SMS thread: 3 turns — alert / "2" / confirmation / "YES" / resolution</w:t>
       </w:r>
     </w:p>
     <w:p/>

--- a/docs/AHEAD_AI_UX_Workflow.docx
+++ b/docs/AHEAD_AI_UX_Workflow.docx
@@ -6191,7 +6191,16 @@
         <w:rPr>
           <w:sz w:val="21"/>
         </w:rPr>
-        <w:t>Addi Arekay Health Center is a Health Center (tier 2). BCG under-1 baseline: ~97/month (range 80–115 across 22 months). Penta1 under-1: ~87. Penta3 under-1: ~71. Outlier detection threshold: Z-score &gt; 2.0 SD OR absolute diff &gt; 100 doses. Detection is within ~30 seconds via lastUpdated polling, or trigger instantly with: POST http://localhost:5001/api/scan</w:t>
+        <w:t>Addi Arekay Health Center is a Health Center (tier 2). BCG under-1 baseline: ~97/month (range 80–115 across 22 months). Penta1 under-1: ~87. Penta3 under-1: ~71. Outlier detection threshold: Z-score &gt; 2.0 SD AND absolute diff &gt; 100 doses. Detection is within ~30 seconds via lastUpdated polling.</w:t>
+      </w:r>
+    </w:p>
+    <w:p/>
+    <w:p>
+      <w:r>
+        <w:rPr>
+          <w:sz w:val="21"/>
+        </w:rPr>
+        <w:t>Between demo runs, reset with: curl -s -X POST http://localhost:5001/api/reset-demo — this clears both the agent DB and the June 2026 DHIS2 data so each run starts from a blank form. No agent restart needed.</w:t>
       </w:r>
     </w:p>
     <w:p/>
@@ -6410,7 +6419,8 @@
         <w:br/>
         <w:t>Addi Arekay Health Center — Jun 2026</w:t>
         <w:br/>
-        <w:t>BCG: 970 doses (expected 79–114)</w:t>
+        <w:t>BCG (under 1 year): 970 doses (expected 79–114)</w:t>
+        <w:br/>
         <w:br/>
         <w:t>Reply with option number:</w:t>
         <w:br/>
@@ -6519,11 +6529,12 @@
         </w:rPr>
         <w:t>[DQ-XXXX] Confirm change:</w:t>
         <w:br/>
-        <w:t>BCG &lt;1yr — Addi Arekay Health Center (Jun 2026)</w:t>
+        <w:t>BCG (under 1 year) — Addi Arekay Health Center (Jun 2026)</w:t>
         <w:br/>
-        <w:t>970 -&gt; 97</w:t>
+        <w:t>970 → 97</w:t>
         <w:br/>
-        <w:t>Reply YES to update DHIS2 or NO to re-enter.</w:t>
+        <w:br/>
+        <w:t>Reply YES to update DHIS2 or NO to choose again.</w:t>
       </w:r>
     </w:p>
     <w:p>
@@ -6555,7 +6566,7 @@
           <w:color w:val="333333"/>
           <w:sz w:val="17"/>
         </w:rPr>
-        <w:t>[DQ-XXXX] Noted. Value corrected to 97 in DHIS2. Thank you.</w:t>
+        <w:t>[DQ-XXXX] Noted. BCG (under 1 year) corrected to 97 in DHIS2. Thank you.</w:t>
       </w:r>
     </w:p>
     <w:p>
@@ -6792,7 +6803,11 @@
         <w:br/>
         <w:t>Addi Arekay Health Center — Jun 2026</w:t>
         <w:br/>
-        <w:t>DTP1=60, DTP3=90 (DTP3 &gt; DTP1, gap: 50%)</w:t>
+        <w:t>DTP1 (under 1 year): 60 doses</w:t>
+        <w:br/>
+        <w:t>DTP3 (under 1 year): 90 doses</w:t>
+        <w:br/>
+        <w:t>(DTP3 &gt; DTP1, gap: 50%)</w:t>
         <w:br/>
         <w:br/>
         <w:t>Reply with option number:</w:t>
@@ -6864,9 +6879,14 @@
           <w:color w:val="333333"/>
           <w:sz w:val="17"/>
         </w:rPr>
-        <w:t>[DQ-YYYY] Confirm: Set DTP3 to match DTP1 (60)</w:t>
+        <w:t>[DQ-YYYY] Confirm change:</w:t>
         <w:br/>
-        <w:t>Addi Arekay Health Center (Jun 2026)</w:t>
+        <w:t>DTP3 (under 1 year) — Addi Arekay Health Center (Jun 2026)</w:t>
+        <w:br/>
+        <w:t>90 → 60 (use DTP1 value for both)</w:t>
+        <w:br/>
+        <w:br/>
+        <w:t>Reply YES to update DHIS2 or NO to choose again.</w:t>
         <w:br/>
         <w:br/>
         <w:t>Reply YES to update DHIS2 or NO to choose again.</w:t>
